--- a/Scorer Quick Reference Guide.docx
+++ b/Scorer Quick Reference Guide.docx
@@ -18,14 +18,122 @@
     <w:p>
       <w:pPr>
         <w:jc w:val="center"/>
-      </w:pPr>
-      <w:r>
         <w:rPr>
           <w:i/>
           <w:color w:val="D4A017"/>
           <w:sz w:val="24"/>
         </w:rPr>
+      </w:pPr>
+      <w:r>
+        <w:rPr>
+          <w:i/>
+          <w:color w:val="D4A017"/>
+          <w:sz w:val="24"/>
+        </w:rPr>
         <w:t>AI for Good Robotics Competition — Scoring System</w:t>
+      </w:r>
+    </w:p>
+    <w:p>
+      <w:pPr>
+        <w:jc w:val="center"/>
+        <w:rPr>
+          <w:b/>
+          <w:bCs/>
+          <w:i/>
+          <w:color w:val="4F81BD" w:themeColor="accent1"/>
+          <w:sz w:val="24"/>
+          <w:u w:val="single"/>
+          <w14:textFill>
+            <w14:solidFill>
+              <w14:schemeClr w14:val="accent1"/>
+            </w14:solidFill>
+          </w14:textFill>
+        </w:rPr>
+      </w:pPr>
+      <w:r>
+        <w:rPr>
+          <w:rFonts w:hint="default"/>
+          <w:b/>
+          <w:bCs/>
+          <w:i/>
+          <w:color w:val="4F81BD" w:themeColor="accent1"/>
+          <w:sz w:val="24"/>
+          <w:u w:val="single"/>
+          <w14:textFill>
+            <w14:solidFill>
+              <w14:schemeClr w14:val="accent1"/>
+            </w14:solidFill>
+          </w14:textFill>
+        </w:rPr>
+        <w:fldChar w:fldCharType="begin"/>
+      </w:r>
+      <w:r>
+        <w:rPr>
+          <w:rFonts w:hint="default"/>
+          <w:b/>
+          <w:bCs/>
+          <w:i/>
+          <w:color w:val="4F81BD" w:themeColor="accent1"/>
+          <w:sz w:val="24"/>
+          <w:u w:val="single"/>
+          <w14:textFill>
+            <w14:solidFill>
+              <w14:schemeClr w14:val="accent1"/>
+            </w14:solidFill>
+          </w14:textFill>
+        </w:rPr>
+        <w:instrText xml:space="preserve"> HYPERLINK "https://aiforgood2026.vercel.app/" </w:instrText>
+      </w:r>
+      <w:r>
+        <w:rPr>
+          <w:rFonts w:hint="default"/>
+          <w:b/>
+          <w:bCs/>
+          <w:i/>
+          <w:color w:val="4F81BD" w:themeColor="accent1"/>
+          <w:sz w:val="24"/>
+          <w:u w:val="single"/>
+          <w14:textFill>
+            <w14:solidFill>
+              <w14:schemeClr w14:val="accent1"/>
+            </w14:solidFill>
+          </w14:textFill>
+        </w:rPr>
+        <w:fldChar w:fldCharType="separate"/>
+      </w:r>
+      <w:r>
+        <w:rPr>
+          <w:rStyle w:val="20"/>
+          <w:rFonts w:hint="default"/>
+          <w:b/>
+          <w:bCs/>
+          <w:i/>
+          <w:color w:val="4F81BD" w:themeColor="accent1"/>
+          <w:sz w:val="24"/>
+          <w14:textFill>
+            <w14:solidFill>
+              <w14:schemeClr w14:val="accent1"/>
+            </w14:solidFill>
+          </w14:textFill>
+        </w:rPr>
+        <w:t>https://aiforgood2026.vercel.app/</w:t>
+      </w:r>
+      <w:r>
+        <w:rPr>
+          <w:rFonts w:hint="default"/>
+          <w:b/>
+          <w:bCs/>
+          <w:i/>
+          <w:color w:val="4F81BD" w:themeColor="accent1"/>
+          <w:sz w:val="24"/>
+          <w:u w:val="single"/>
+          <w14:textFill>
+            <w14:solidFill>
+              <w14:schemeClr w14:val="accent1"/>
+            </w14:solidFill>
+          </w14:textFill>
+        </w:rPr>
+        <w:fldChar w:fldCharType="end"/>
       </w:r>
     </w:p>
     <w:p/>
@@ -89,7 +197,7 @@
     </w:p>
     <w:p>
       <w:pPr>
-        <w:pStyle w:val="23"/>
+        <w:pStyle w:val="24"/>
         <w:spacing w:after="40"/>
         <w:ind w:left="432"/>
       </w:pPr>
@@ -120,7 +228,7 @@
     </w:p>
     <w:p>
       <w:pPr>
-        <w:pStyle w:val="23"/>
+        <w:pStyle w:val="24"/>
         <w:spacing w:after="40"/>
         <w:ind w:left="432"/>
       </w:pPr>
@@ -151,7 +259,7 @@
     </w:p>
     <w:p>
       <w:pPr>
-        <w:pStyle w:val="23"/>
+        <w:pStyle w:val="24"/>
         <w:spacing w:after="40"/>
         <w:ind w:left="432"/>
       </w:pPr>
@@ -166,7 +274,7 @@
     </w:p>
     <w:p>
       <w:pPr>
-        <w:pStyle w:val="23"/>
+        <w:pStyle w:val="24"/>
         <w:spacing w:after="40"/>
         <w:ind w:left="432"/>
       </w:pPr>
@@ -210,7 +318,7 @@
     </w:p>
     <w:p>
       <w:pPr>
-        <w:pStyle w:val="23"/>
+        <w:pStyle w:val="24"/>
         <w:spacing w:after="40"/>
         <w:ind w:left="432"/>
       </w:pPr>
@@ -225,7 +333,7 @@
     </w:p>
     <w:p>
       <w:pPr>
-        <w:pStyle w:val="23"/>
+        <w:pStyle w:val="24"/>
         <w:spacing w:after="40"/>
         <w:ind w:left="432"/>
       </w:pPr>
@@ -240,7 +348,7 @@
     </w:p>
     <w:p>
       <w:pPr>
-        <w:pStyle w:val="23"/>
+        <w:pStyle w:val="24"/>
         <w:spacing w:after="40"/>
         <w:ind w:left="432"/>
       </w:pPr>
@@ -284,7 +392,7 @@
     </w:p>
     <w:p>
       <w:pPr>
-        <w:pStyle w:val="23"/>
+        <w:pStyle w:val="24"/>
         <w:spacing w:after="40"/>
         <w:ind w:left="432"/>
       </w:pPr>
@@ -315,7 +423,7 @@
     </w:p>
     <w:p>
       <w:pPr>
-        <w:pStyle w:val="23"/>
+        <w:pStyle w:val="24"/>
         <w:spacing w:after="40"/>
         <w:ind w:left="432"/>
       </w:pPr>
@@ -330,7 +438,7 @@
     </w:p>
     <w:p>
       <w:pPr>
-        <w:pStyle w:val="23"/>
+        <w:pStyle w:val="24"/>
         <w:spacing w:after="40"/>
         <w:ind w:left="432"/>
       </w:pPr>
@@ -345,7 +453,7 @@
     </w:p>
     <w:p>
       <w:pPr>
-        <w:pStyle w:val="23"/>
+        <w:pStyle w:val="24"/>
         <w:spacing w:after="40"/>
         <w:ind w:left="432"/>
       </w:pPr>
@@ -421,7 +529,7 @@
     </w:p>
     <w:p>
       <w:pPr>
-        <w:pStyle w:val="23"/>
+        <w:pStyle w:val="24"/>
         <w:spacing w:after="40"/>
         <w:ind w:left="432"/>
       </w:pPr>
@@ -467,6 +575,62 @@
       </w:r>
     </w:p>
     <w:p>
+      <w:pPr>
+        <w:pStyle w:val="24"/>
+        <w:spacing w:after="40"/>
+        <w:ind w:left="432"/>
+      </w:pPr>
+      <w:r>
+        <w:drawing>
+          <wp:inline distT="0" distB="0" distL="114300" distR="114300">
+            <wp:extent cx="5970905" cy="2758440"/>
+            <wp:effectExtent l="0" t="0" r="1270" b="3810"/>
+            <wp:docPr id="1" name="Picture 1"/>
+            <wp:cNvGraphicFramePr>
+              <a:graphicFrameLocks xmlns:a="http://schemas.openxmlformats.org/drawingml/2006/main" noChangeAspect="1"/>
+            </wp:cNvGraphicFramePr>
+            <a:graphic xmlns:a="http://schemas.openxmlformats.org/drawingml/2006/main">
+              <a:graphicData uri="http://schemas.openxmlformats.org/drawingml/2006/picture">
+                <pic:pic xmlns:pic="http://schemas.openxmlformats.org/drawingml/2006/picture">
+                  <pic:nvPicPr>
+                    <pic:cNvPr id="1" name="Picture 1"/>
+                    <pic:cNvPicPr>
+                      <a:picLocks noChangeAspect="1"/>
+                    </pic:cNvPicPr>
+                  </pic:nvPicPr>
+                  <pic:blipFill>
+                    <a:blip r:embed="rId6"/>
+                    <a:stretch>
+                      <a:fillRect/>
+                    </a:stretch>
+                  </pic:blipFill>
+                  <pic:spPr>
+                    <a:xfrm>
+                      <a:off x="0" y="0"/>
+                      <a:ext cx="5970905" cy="2758440"/>
+                    </a:xfrm>
+                    <a:prstGeom prst="rect">
+                      <a:avLst/>
+                    </a:prstGeom>
+                    <a:noFill/>
+                    <a:ln>
+                      <a:noFill/>
+                    </a:ln>
+                  </pic:spPr>
+                </pic:pic>
+              </a:graphicData>
+            </a:graphic>
+          </wp:inline>
+        </w:drawing>
+      </w:r>
+    </w:p>
+    <w:p>
+      <w:pPr>
+        <w:rPr>
+          <w:rFonts w:hint="default"/>
+          <w:lang w:val="en-US"/>
+        </w:rPr>
+      </w:pPr>
       <w:r>
         <w:br w:type="page"/>
       </w:r>
@@ -497,7 +661,7 @@
           <w:color w:val="1A1A1A"/>
           <w:sz w:val="20"/>
         </w:rPr>
-        <w:t>Requires login. You will receive an email with your credentials from the admin.</w:t>
+        <w:t>Requires login.</w:t>
       </w:r>
     </w:p>
     <w:p>
@@ -515,7 +679,7 @@
     </w:p>
     <w:p>
       <w:pPr>
-        <w:pStyle w:val="29"/>
+        <w:pStyle w:val="30"/>
         <w:spacing w:after="40"/>
         <w:ind w:left="432"/>
       </w:pPr>
@@ -530,7 +694,7 @@
     </w:p>
     <w:p>
       <w:pPr>
-        <w:pStyle w:val="29"/>
+        <w:pStyle w:val="30"/>
         <w:spacing w:after="40"/>
         <w:ind w:left="432"/>
       </w:pPr>
@@ -545,7 +709,7 @@
     </w:p>
     <w:p>
       <w:pPr>
-        <w:pStyle w:val="29"/>
+        <w:pStyle w:val="30"/>
         <w:spacing w:after="40"/>
         <w:ind w:left="432"/>
       </w:pPr>
@@ -573,7 +737,7 @@
     </w:p>
     <w:p>
       <w:pPr>
-        <w:pStyle w:val="23"/>
+        <w:pStyle w:val="24"/>
         <w:spacing w:after="40"/>
         <w:ind w:left="432"/>
       </w:pPr>
@@ -588,7 +752,7 @@
     </w:p>
     <w:p>
       <w:pPr>
-        <w:pStyle w:val="23"/>
+        <w:pStyle w:val="24"/>
         <w:spacing w:after="40"/>
         <w:ind w:left="432"/>
       </w:pPr>
@@ -603,7 +767,7 @@
     </w:p>
     <w:p>
       <w:pPr>
-        <w:pStyle w:val="23"/>
+        <w:pStyle w:val="24"/>
         <w:spacing w:after="40"/>
         <w:ind w:left="432"/>
       </w:pPr>
@@ -631,7 +795,7 @@
     </w:p>
     <w:p>
       <w:pPr>
-        <w:pStyle w:val="23"/>
+        <w:pStyle w:val="24"/>
         <w:spacing w:after="40"/>
         <w:ind w:left="432"/>
       </w:pPr>
@@ -694,7 +858,7 @@
     </w:p>
     <w:p>
       <w:pPr>
-        <w:pStyle w:val="23"/>
+        <w:pStyle w:val="24"/>
         <w:spacing w:after="40"/>
         <w:ind w:left="432"/>
       </w:pPr>
@@ -722,7 +886,7 @@
     </w:p>
     <w:p>
       <w:pPr>
-        <w:pStyle w:val="23"/>
+        <w:pStyle w:val="24"/>
         <w:spacing w:after="40"/>
         <w:ind w:left="432"/>
       </w:pPr>
@@ -737,7 +901,7 @@
     </w:p>
     <w:p>
       <w:pPr>
-        <w:pStyle w:val="23"/>
+        <w:pStyle w:val="24"/>
         <w:spacing w:after="40"/>
         <w:ind w:left="432"/>
       </w:pPr>
@@ -765,7 +929,7 @@
     </w:p>
     <w:p>
       <w:pPr>
-        <w:pStyle w:val="23"/>
+        <w:pStyle w:val="24"/>
         <w:spacing w:after="40"/>
         <w:ind w:left="432"/>
       </w:pPr>
@@ -781,6 +945,49 @@
     <w:p>
       <w:r>
         <w:br w:type="page"/>
+      </w:r>
+      <w:r>
+        <w:drawing>
+          <wp:inline distT="0" distB="0" distL="114300" distR="114300">
+            <wp:extent cx="5970905" cy="2758440"/>
+            <wp:effectExtent l="0" t="0" r="1270" b="3810"/>
+            <wp:docPr id="2" name="Picture 2"/>
+            <wp:cNvGraphicFramePr>
+              <a:graphicFrameLocks xmlns:a="http://schemas.openxmlformats.org/drawingml/2006/main" noChangeAspect="1"/>
+            </wp:cNvGraphicFramePr>
+            <a:graphic xmlns:a="http://schemas.openxmlformats.org/drawingml/2006/main">
+              <a:graphicData uri="http://schemas.openxmlformats.org/drawingml/2006/picture">
+                <pic:pic xmlns:pic="http://schemas.openxmlformats.org/drawingml/2006/picture">
+                  <pic:nvPicPr>
+                    <pic:cNvPr id="2" name="Picture 2"/>
+                    <pic:cNvPicPr>
+                      <a:picLocks noChangeAspect="1"/>
+                    </pic:cNvPicPr>
+                  </pic:nvPicPr>
+                  <pic:blipFill>
+                    <a:blip r:embed="rId7"/>
+                    <a:stretch>
+                      <a:fillRect/>
+                    </a:stretch>
+                  </pic:blipFill>
+                  <pic:spPr>
+                    <a:xfrm>
+                      <a:off x="0" y="0"/>
+                      <a:ext cx="5970905" cy="2758440"/>
+                    </a:xfrm>
+                    <a:prstGeom prst="rect">
+                      <a:avLst/>
+                    </a:prstGeom>
+                    <a:noFill/>
+                    <a:ln>
+                      <a:noFill/>
+                    </a:ln>
+                  </pic:spPr>
+                </pic:pic>
+              </a:graphicData>
+            </a:graphic>
+          </wp:inline>
+        </w:drawing>
       </w:r>
     </w:p>
     <w:p>
@@ -827,7 +1034,7 @@
     </w:p>
     <w:p>
       <w:pPr>
-        <w:pStyle w:val="29"/>
+        <w:pStyle w:val="30"/>
         <w:spacing w:after="40"/>
         <w:ind w:left="432"/>
       </w:pPr>
@@ -842,7 +1049,7 @@
     </w:p>
     <w:p>
       <w:pPr>
-        <w:pStyle w:val="29"/>
+        <w:pStyle w:val="30"/>
         <w:spacing w:after="40"/>
         <w:ind w:left="432"/>
       </w:pPr>
@@ -857,7 +1064,7 @@
     </w:p>
     <w:p>
       <w:pPr>
-        <w:pStyle w:val="29"/>
+        <w:pStyle w:val="30"/>
         <w:spacing w:after="40"/>
         <w:ind w:left="432"/>
       </w:pPr>
@@ -885,7 +1092,7 @@
     </w:p>
     <w:p>
       <w:pPr>
-        <w:pStyle w:val="29"/>
+        <w:pStyle w:val="30"/>
         <w:spacing w:after="40"/>
         <w:ind w:left="432"/>
       </w:pPr>
@@ -900,7 +1107,7 @@
     </w:p>
     <w:p>
       <w:pPr>
-        <w:pStyle w:val="29"/>
+        <w:pStyle w:val="30"/>
         <w:spacing w:after="40"/>
         <w:ind w:left="432"/>
       </w:pPr>
@@ -915,7 +1122,7 @@
     </w:p>
     <w:p>
       <w:pPr>
-        <w:pStyle w:val="29"/>
+        <w:pStyle w:val="30"/>
         <w:spacing w:after="40"/>
         <w:ind w:left="432"/>
       </w:pPr>
@@ -930,7 +1137,7 @@
     </w:p>
     <w:p>
       <w:pPr>
-        <w:pStyle w:val="29"/>
+        <w:pStyle w:val="30"/>
         <w:spacing w:after="40"/>
         <w:ind w:left="432"/>
       </w:pPr>
@@ -945,7 +1152,7 @@
     </w:p>
     <w:p>
       <w:pPr>
-        <w:pStyle w:val="29"/>
+        <w:pStyle w:val="30"/>
         <w:spacing w:after="40"/>
         <w:ind w:left="432"/>
       </w:pPr>
@@ -976,7 +1183,7 @@
     </w:p>
     <w:p>
       <w:pPr>
-        <w:pStyle w:val="29"/>
+        <w:pStyle w:val="30"/>
         <w:spacing w:after="40"/>
         <w:ind w:left="432"/>
       </w:pPr>
@@ -1004,7 +1211,7 @@
     </w:p>
     <w:p>
       <w:pPr>
-        <w:pStyle w:val="23"/>
+        <w:pStyle w:val="24"/>
         <w:spacing w:after="40"/>
         <w:ind w:left="432"/>
       </w:pPr>
@@ -1045,7 +1252,7 @@
     </w:p>
     <w:tbl>
       <w:tblPr>
-        <w:tblStyle w:val="35"/>
+        <w:tblStyle w:val="36"/>
         <w:tblW w:w="0" w:type="auto"/>
         <w:tblInd w:w="0" w:type="dxa"/>
         <w:tblBorders>
@@ -1515,7 +1722,7 @@
     </w:p>
     <w:tbl>
       <w:tblPr>
-        <w:tblStyle w:val="35"/>
+        <w:tblStyle w:val="36"/>
         <w:tblW w:w="0" w:type="auto"/>
         <w:tblInd w:w="0" w:type="dxa"/>
         <w:tblBorders>
@@ -2057,7 +2264,7 @@
     </w:p>
     <w:tbl>
       <w:tblPr>
-        <w:tblStyle w:val="35"/>
+        <w:tblStyle w:val="36"/>
         <w:tblW w:w="0" w:type="auto"/>
         <w:tblInd w:w="0" w:type="dxa"/>
         <w:tblBorders>
@@ -2363,7 +2570,7 @@
     </w:p>
     <w:p>
       <w:pPr>
-        <w:pStyle w:val="23"/>
+        <w:pStyle w:val="24"/>
         <w:spacing w:after="40"/>
         <w:ind w:left="432"/>
       </w:pPr>
@@ -2377,8 +2584,104 @@
       </w:r>
     </w:p>
     <w:p>
-      <w:r>
-        <w:br w:type="page"/>
+      <w:pPr>
+        <w:rPr>
+          <w:rFonts w:hint="default"/>
+          <w:lang w:val="en-US"/>
+        </w:rPr>
+      </w:pPr>
+      <w:r>
+        <w:rPr>
+          <w:rFonts w:hint="default"/>
+          <w:lang w:val="en-US"/>
+        </w:rPr>
+        <w:drawing>
+          <wp:inline distT="0" distB="0" distL="114300" distR="114300">
+            <wp:extent cx="2381250" cy="5143500"/>
+            <wp:effectExtent l="0" t="0" r="0" b="0"/>
+            <wp:docPr id="9" name="Picture 9" descr="WhatsApp Image 2026-06-12 at 7.32.07 AM"/>
+            <wp:cNvGraphicFramePr>
+              <a:graphicFrameLocks xmlns:a="http://schemas.openxmlformats.org/drawingml/2006/main" noChangeAspect="1"/>
+            </wp:cNvGraphicFramePr>
+            <a:graphic xmlns:a="http://schemas.openxmlformats.org/drawingml/2006/main">
+              <a:graphicData uri="http://schemas.openxmlformats.org/drawingml/2006/picture">
+                <pic:pic xmlns:pic="http://schemas.openxmlformats.org/drawingml/2006/picture">
+                  <pic:nvPicPr>
+                    <pic:cNvPr id="9" name="Picture 9" descr="WhatsApp Image 2026-06-12 at 7.32.07 AM"/>
+                    <pic:cNvPicPr>
+                      <a:picLocks noChangeAspect="1"/>
+                    </pic:cNvPicPr>
+                  </pic:nvPicPr>
+                  <pic:blipFill>
+                    <a:blip r:embed="rId8"/>
+                    <a:stretch>
+                      <a:fillRect/>
+                    </a:stretch>
+                  </pic:blipFill>
+                  <pic:spPr>
+                    <a:xfrm>
+                      <a:off x="0" y="0"/>
+                      <a:ext cx="2381250" cy="5143500"/>
+                    </a:xfrm>
+                    <a:prstGeom prst="rect">
+                      <a:avLst/>
+                    </a:prstGeom>
+                  </pic:spPr>
+                </pic:pic>
+              </a:graphicData>
+            </a:graphic>
+          </wp:inline>
+        </w:drawing>
+      </w:r>
+      <w:r>
+        <w:rPr>
+          <w:rFonts w:hint="default"/>
+          <w:lang w:val="en-US"/>
+        </w:rPr>
+        <w:drawing>
+          <wp:inline distT="0" distB="0" distL="114300" distR="114300">
+            <wp:extent cx="2381250" cy="5143500"/>
+            <wp:effectExtent l="0" t="0" r="0" b="0"/>
+            <wp:docPr id="11" name="Picture 11" descr="WhatsApp Image 2026-06-12 at 7.32.07 AM (1)"/>
+            <wp:cNvGraphicFramePr>
+              <a:graphicFrameLocks xmlns:a="http://schemas.openxmlformats.org/drawingml/2006/main" noChangeAspect="1"/>
+            </wp:cNvGraphicFramePr>
+            <a:graphic xmlns:a="http://schemas.openxmlformats.org/drawingml/2006/main">
+              <a:graphicData uri="http://schemas.openxmlformats.org/drawingml/2006/picture">
+                <pic:pic xmlns:pic="http://schemas.openxmlformats.org/drawingml/2006/picture">
+                  <pic:nvPicPr>
+                    <pic:cNvPr id="11" name="Picture 11" descr="WhatsApp Image 2026-06-12 at 7.32.07 AM (1)"/>
+                    <pic:cNvPicPr>
+                      <a:picLocks noChangeAspect="1"/>
+                    </pic:cNvPicPr>
+                  </pic:nvPicPr>
+                  <pic:blipFill>
+                    <a:blip r:embed="rId9"/>
+                    <a:stretch>
+                      <a:fillRect/>
+                    </a:stretch>
+                  </pic:blipFill>
+                  <pic:spPr>
+                    <a:xfrm>
+                      <a:off x="0" y="0"/>
+                      <a:ext cx="2381250" cy="5143500"/>
+                    </a:xfrm>
+                    <a:prstGeom prst="rect">
+                      <a:avLst/>
+                    </a:prstGeom>
+                  </pic:spPr>
+                </pic:pic>
+              </a:graphicData>
+            </a:graphic>
+          </wp:inline>
+        </w:drawing>
+      </w:r>
+      <w:r>
+        <w:rPr>
+          <w:rFonts w:hint="default"/>
+          <w:lang w:val="en-US"/>
+        </w:rPr>
+        <w:t>Mobile View</w:t>
       </w:r>
     </w:p>
     <w:p>
@@ -2438,7 +2741,7 @@
     </w:p>
     <w:p>
       <w:pPr>
-        <w:pStyle w:val="29"/>
+        <w:pStyle w:val="30"/>
         <w:spacing w:after="40"/>
         <w:ind w:left="432"/>
       </w:pPr>
@@ -2453,7 +2756,7 @@
     </w:p>
     <w:p>
       <w:pPr>
-        <w:pStyle w:val="29"/>
+        <w:pStyle w:val="30"/>
         <w:spacing w:after="40"/>
         <w:ind w:left="432"/>
       </w:pPr>
@@ -2468,7 +2771,7 @@
     </w:p>
     <w:p>
       <w:pPr>
-        <w:pStyle w:val="29"/>
+        <w:pStyle w:val="30"/>
         <w:spacing w:after="40"/>
         <w:ind w:left="432"/>
       </w:pPr>
@@ -2509,7 +2812,7 @@
     </w:p>
     <w:p>
       <w:pPr>
-        <w:pStyle w:val="23"/>
+        <w:pStyle w:val="24"/>
         <w:spacing w:after="40"/>
         <w:ind w:left="432"/>
       </w:pPr>
@@ -2532,7 +2835,7 @@
     </w:p>
     <w:p>
       <w:pPr>
-        <w:pStyle w:val="23"/>
+        <w:pStyle w:val="24"/>
         <w:spacing w:after="40"/>
         <w:ind w:left="432"/>
       </w:pPr>
@@ -2555,7 +2858,7 @@
     </w:p>
     <w:p>
       <w:pPr>
-        <w:pStyle w:val="23"/>
+        <w:pStyle w:val="24"/>
         <w:spacing w:after="40"/>
         <w:ind w:left="432"/>
       </w:pPr>
@@ -2578,7 +2881,7 @@
     </w:p>
     <w:p>
       <w:pPr>
-        <w:pStyle w:val="23"/>
+        <w:pStyle w:val="24"/>
         <w:spacing w:after="40"/>
         <w:ind w:left="432"/>
       </w:pPr>
@@ -2601,7 +2904,7 @@
     </w:p>
     <w:p>
       <w:pPr>
-        <w:pStyle w:val="23"/>
+        <w:pStyle w:val="24"/>
         <w:spacing w:after="40"/>
         <w:ind w:left="432"/>
       </w:pPr>
@@ -2650,7 +2953,7 @@
     </w:p>
     <w:p>
       <w:pPr>
-        <w:pStyle w:val="23"/>
+        <w:pStyle w:val="24"/>
         <w:spacing w:after="40"/>
         <w:ind w:left="432"/>
       </w:pPr>
@@ -2673,7 +2976,7 @@
     </w:p>
     <w:p>
       <w:pPr>
-        <w:pStyle w:val="23"/>
+        <w:pStyle w:val="24"/>
         <w:spacing w:after="40"/>
         <w:ind w:left="432"/>
       </w:pPr>
@@ -2696,7 +2999,7 @@
     </w:p>
     <w:p>
       <w:pPr>
-        <w:pStyle w:val="23"/>
+        <w:pStyle w:val="24"/>
         <w:spacing w:after="40"/>
         <w:ind w:left="432"/>
       </w:pPr>
@@ -2732,7 +3035,7 @@
     </w:p>
     <w:p>
       <w:pPr>
-        <w:pStyle w:val="23"/>
+        <w:pStyle w:val="24"/>
         <w:spacing w:after="40"/>
         <w:ind w:left="432"/>
       </w:pPr>
@@ -2776,7 +3079,7 @@
     </w:p>
     <w:p>
       <w:pPr>
-        <w:pStyle w:val="23"/>
+        <w:pStyle w:val="24"/>
         <w:spacing w:after="40"/>
         <w:ind w:left="432"/>
       </w:pPr>
@@ -2791,7 +3094,7 @@
     </w:p>
     <w:p>
       <w:pPr>
-        <w:pStyle w:val="23"/>
+        <w:pStyle w:val="24"/>
         <w:spacing w:after="40"/>
         <w:ind w:left="432"/>
       </w:pPr>
@@ -2806,7 +3109,7 @@
     </w:p>
     <w:p>
       <w:pPr>
-        <w:pStyle w:val="23"/>
+        <w:pStyle w:val="24"/>
         <w:spacing w:after="40"/>
         <w:ind w:left="432"/>
       </w:pPr>
@@ -2834,7 +3137,7 @@
     </w:p>
     <w:p>
       <w:pPr>
-        <w:pStyle w:val="23"/>
+        <w:pStyle w:val="24"/>
         <w:spacing w:after="40"/>
         <w:ind w:left="432"/>
       </w:pPr>
@@ -2864,10 +3167,52 @@
       </w:r>
     </w:p>
     <w:p>
-      <w:r>
-        <w:br w:type="page"/>
+      <w:pPr>
+        <w:pStyle w:val="24"/>
+        <w:spacing w:after="40"/>
+        <w:ind w:left="432"/>
+      </w:pPr>
+      <w:r>
+        <w:drawing>
+          <wp:inline distT="0" distB="0" distL="114300" distR="114300">
+            <wp:extent cx="2381250" cy="5143500"/>
+            <wp:effectExtent l="0" t="0" r="0" b="0"/>
+            <wp:docPr id="12" name="Picture 12" descr="WhatsApp Image 2026-06-12 at 7.37.53 AM"/>
+            <wp:cNvGraphicFramePr>
+              <a:graphicFrameLocks xmlns:a="http://schemas.openxmlformats.org/drawingml/2006/main" noChangeAspect="1"/>
+            </wp:cNvGraphicFramePr>
+            <a:graphic xmlns:a="http://schemas.openxmlformats.org/drawingml/2006/main">
+              <a:graphicData uri="http://schemas.openxmlformats.org/drawingml/2006/picture">
+                <pic:pic xmlns:pic="http://schemas.openxmlformats.org/drawingml/2006/picture">
+                  <pic:nvPicPr>
+                    <pic:cNvPr id="12" name="Picture 12" descr="WhatsApp Image 2026-06-12 at 7.37.53 AM"/>
+                    <pic:cNvPicPr>
+                      <a:picLocks noChangeAspect="1"/>
+                    </pic:cNvPicPr>
+                  </pic:nvPicPr>
+                  <pic:blipFill>
+                    <a:blip r:embed="rId10"/>
+                    <a:stretch>
+                      <a:fillRect/>
+                    </a:stretch>
+                  </pic:blipFill>
+                  <pic:spPr>
+                    <a:xfrm>
+                      <a:off x="0" y="0"/>
+                      <a:ext cx="2381250" cy="5143500"/>
+                    </a:xfrm>
+                    <a:prstGeom prst="rect">
+                      <a:avLst/>
+                    </a:prstGeom>
+                  </pic:spPr>
+                </pic:pic>
+              </a:graphicData>
+            </a:graphic>
+          </wp:inline>
+        </w:drawing>
       </w:r>
     </w:p>
+    <w:p/>
     <w:p>
       <w:pPr>
         <w:pBdr>
@@ -2912,7 +3257,7 @@
     </w:p>
     <w:tbl>
       <w:tblPr>
-        <w:tblStyle w:val="35"/>
+        <w:tblStyle w:val="36"/>
         <w:tblW w:w="0" w:type="auto"/>
         <w:tblInd w:w="0" w:type="dxa"/>
         <w:tblBorders>
@@ -3231,7 +3576,7 @@
     </w:p>
     <w:p>
       <w:pPr>
-        <w:pStyle w:val="29"/>
+        <w:pStyle w:val="30"/>
         <w:spacing w:after="40"/>
         <w:ind w:left="432"/>
       </w:pPr>
@@ -3246,7 +3591,7 @@
     </w:p>
     <w:p>
       <w:pPr>
-        <w:pStyle w:val="29"/>
+        <w:pStyle w:val="30"/>
         <w:spacing w:after="40"/>
         <w:ind w:left="432"/>
       </w:pPr>
@@ -3290,7 +3635,7 @@
     </w:p>
     <w:p>
       <w:pPr>
-        <w:pStyle w:val="29"/>
+        <w:pStyle w:val="30"/>
         <w:spacing w:after="40"/>
         <w:ind w:left="432"/>
       </w:pPr>
@@ -3321,7 +3666,7 @@
     </w:p>
     <w:p>
       <w:pPr>
-        <w:pStyle w:val="29"/>
+        <w:pStyle w:val="30"/>
         <w:spacing w:after="40"/>
         <w:ind w:left="432"/>
       </w:pPr>
@@ -3336,7 +3681,7 @@
     </w:p>
     <w:p>
       <w:pPr>
-        <w:pStyle w:val="29"/>
+        <w:pStyle w:val="30"/>
         <w:spacing w:after="40"/>
         <w:ind w:left="432"/>
       </w:pPr>
@@ -3351,7 +3696,7 @@
     </w:p>
     <w:p>
       <w:pPr>
-        <w:pStyle w:val="29"/>
+        <w:pStyle w:val="30"/>
         <w:spacing w:after="40"/>
         <w:ind w:left="432"/>
       </w:pPr>
@@ -3422,7 +3767,7 @@
     </w:p>
     <w:p>
       <w:pPr>
-        <w:pStyle w:val="29"/>
+        <w:pStyle w:val="30"/>
         <w:spacing w:after="40"/>
         <w:ind w:left="432"/>
       </w:pPr>
@@ -3437,7 +3782,7 @@
     </w:p>
     <w:p>
       <w:pPr>
-        <w:pStyle w:val="29"/>
+        <w:pStyle w:val="30"/>
         <w:spacing w:after="40"/>
         <w:ind w:left="432"/>
       </w:pPr>
@@ -3500,7 +3845,7 @@
     </w:p>
     <w:p>
       <w:pPr>
-        <w:pStyle w:val="29"/>
+        <w:pStyle w:val="30"/>
         <w:spacing w:after="40"/>
         <w:ind w:left="432"/>
       </w:pPr>
@@ -3515,7 +3860,7 @@
     </w:p>
     <w:p>
       <w:pPr>
-        <w:pStyle w:val="29"/>
+        <w:pStyle w:val="30"/>
         <w:spacing w:after="40"/>
         <w:ind w:left="432"/>
       </w:pPr>
@@ -3559,7 +3904,7 @@
     </w:p>
     <w:p>
       <w:pPr>
-        <w:pStyle w:val="29"/>
+        <w:pStyle w:val="30"/>
         <w:spacing w:after="40"/>
         <w:ind w:left="432"/>
       </w:pPr>
@@ -3590,7 +3935,7 @@
     </w:p>
     <w:p>
       <w:pPr>
-        <w:pStyle w:val="29"/>
+        <w:pStyle w:val="30"/>
         <w:spacing w:after="40"/>
         <w:ind w:left="432"/>
       </w:pPr>
@@ -3605,7 +3950,7 @@
     </w:p>
     <w:p>
       <w:pPr>
-        <w:pStyle w:val="29"/>
+        <w:pStyle w:val="30"/>
         <w:spacing w:after="40"/>
         <w:ind w:left="432"/>
       </w:pPr>
@@ -3636,7 +3981,7 @@
     </w:p>
     <w:p>
       <w:pPr>
-        <w:pStyle w:val="29"/>
+        <w:pStyle w:val="30"/>
         <w:spacing w:after="40"/>
         <w:ind w:left="432"/>
       </w:pPr>
@@ -3733,7 +4078,7 @@
     </w:p>
     <w:p>
       <w:pPr>
-        <w:pStyle w:val="23"/>
+        <w:pStyle w:val="24"/>
         <w:spacing w:after="40"/>
         <w:ind w:left="432"/>
       </w:pPr>
@@ -3756,7 +4101,7 @@
     </w:p>
     <w:p>
       <w:pPr>
-        <w:pStyle w:val="23"/>
+        <w:pStyle w:val="24"/>
         <w:spacing w:after="40"/>
         <w:ind w:left="432"/>
       </w:pPr>
@@ -3789,7 +4134,7 @@
     </w:p>
     <w:p>
       <w:pPr>
-        <w:pStyle w:val="23"/>
+        <w:pStyle w:val="24"/>
         <w:spacing w:after="40"/>
         <w:ind w:left="432"/>
       </w:pPr>
@@ -3817,7 +4162,7 @@
     </w:p>
     <w:p>
       <w:pPr>
-        <w:pStyle w:val="23"/>
+        <w:pStyle w:val="24"/>
         <w:spacing w:after="40"/>
         <w:ind w:left="432"/>
       </w:pPr>
@@ -3828,6 +4173,185 @@
           <w:sz w:val="20"/>
         </w:rPr>
         <w:t>Click the scheduled time field on any match row to set a date and time.</w:t>
+      </w:r>
+    </w:p>
+    <w:p>
+      <w:pPr>
+        <w:pStyle w:val="24"/>
+        <w:spacing w:after="40"/>
+        <w:ind w:left="432"/>
+      </w:pPr>
+      <w:r>
+        <w:drawing>
+          <wp:inline distT="0" distB="0" distL="114300" distR="114300">
+            <wp:extent cx="5970905" cy="2758440"/>
+            <wp:effectExtent l="0" t="0" r="1270" b="3810"/>
+            <wp:docPr id="13" name="Picture 9"/>
+            <wp:cNvGraphicFramePr>
+              <a:graphicFrameLocks xmlns:a="http://schemas.openxmlformats.org/drawingml/2006/main" noChangeAspect="1"/>
+            </wp:cNvGraphicFramePr>
+            <a:graphic xmlns:a="http://schemas.openxmlformats.org/drawingml/2006/main">
+              <a:graphicData uri="http://schemas.openxmlformats.org/drawingml/2006/picture">
+                <pic:pic xmlns:pic="http://schemas.openxmlformats.org/drawingml/2006/picture">
+                  <pic:nvPicPr>
+                    <pic:cNvPr id="13" name="Picture 9"/>
+                    <pic:cNvPicPr>
+                      <a:picLocks noChangeAspect="1"/>
+                    </pic:cNvPicPr>
+                  </pic:nvPicPr>
+                  <pic:blipFill>
+                    <a:blip r:embed="rId11"/>
+                    <a:stretch>
+                      <a:fillRect/>
+                    </a:stretch>
+                  </pic:blipFill>
+                  <pic:spPr>
+                    <a:xfrm>
+                      <a:off x="0" y="0"/>
+                      <a:ext cx="5970905" cy="2758440"/>
+                    </a:xfrm>
+                    <a:prstGeom prst="rect">
+                      <a:avLst/>
+                    </a:prstGeom>
+                    <a:noFill/>
+                    <a:ln>
+                      <a:noFill/>
+                    </a:ln>
+                  </pic:spPr>
+                </pic:pic>
+              </a:graphicData>
+            </a:graphic>
+          </wp:inline>
+        </w:drawing>
+      </w:r>
+      <w:r>
+        <w:drawing>
+          <wp:inline distT="0" distB="0" distL="114300" distR="114300">
+            <wp:extent cx="5970905" cy="2758440"/>
+            <wp:effectExtent l="0" t="0" r="1270" b="3810"/>
+            <wp:docPr id="14" name="Picture 10"/>
+            <wp:cNvGraphicFramePr>
+              <a:graphicFrameLocks xmlns:a="http://schemas.openxmlformats.org/drawingml/2006/main" noChangeAspect="1"/>
+            </wp:cNvGraphicFramePr>
+            <a:graphic xmlns:a="http://schemas.openxmlformats.org/drawingml/2006/main">
+              <a:graphicData uri="http://schemas.openxmlformats.org/drawingml/2006/picture">
+                <pic:pic xmlns:pic="http://schemas.openxmlformats.org/drawingml/2006/picture">
+                  <pic:nvPicPr>
+                    <pic:cNvPr id="14" name="Picture 10"/>
+                    <pic:cNvPicPr>
+                      <a:picLocks noChangeAspect="1"/>
+                    </pic:cNvPicPr>
+                  </pic:nvPicPr>
+                  <pic:blipFill>
+                    <a:blip r:embed="rId12"/>
+                    <a:stretch>
+                      <a:fillRect/>
+                    </a:stretch>
+                  </pic:blipFill>
+                  <pic:spPr>
+                    <a:xfrm>
+                      <a:off x="0" y="0"/>
+                      <a:ext cx="5970905" cy="2758440"/>
+                    </a:xfrm>
+                    <a:prstGeom prst="rect">
+                      <a:avLst/>
+                    </a:prstGeom>
+                    <a:noFill/>
+                    <a:ln>
+                      <a:noFill/>
+                    </a:ln>
+                  </pic:spPr>
+                </pic:pic>
+              </a:graphicData>
+            </a:graphic>
+          </wp:inline>
+        </w:drawing>
+      </w:r>
+      <w:r>
+        <w:drawing>
+          <wp:inline distT="0" distB="0" distL="114300" distR="114300">
+            <wp:extent cx="5970905" cy="2758440"/>
+            <wp:effectExtent l="0" t="0" r="1270" b="3810"/>
+            <wp:docPr id="15" name="Picture 11"/>
+            <wp:cNvGraphicFramePr>
+              <a:graphicFrameLocks xmlns:a="http://schemas.openxmlformats.org/drawingml/2006/main" noChangeAspect="1"/>
+            </wp:cNvGraphicFramePr>
+            <a:graphic xmlns:a="http://schemas.openxmlformats.org/drawingml/2006/main">
+              <a:graphicData uri="http://schemas.openxmlformats.org/drawingml/2006/picture">
+                <pic:pic xmlns:pic="http://schemas.openxmlformats.org/drawingml/2006/picture">
+                  <pic:nvPicPr>
+                    <pic:cNvPr id="15" name="Picture 11"/>
+                    <pic:cNvPicPr>
+                      <a:picLocks noChangeAspect="1"/>
+                    </pic:cNvPicPr>
+                  </pic:nvPicPr>
+                  <pic:blipFill>
+                    <a:blip r:embed="rId13"/>
+                    <a:stretch>
+                      <a:fillRect/>
+                    </a:stretch>
+                  </pic:blipFill>
+                  <pic:spPr>
+                    <a:xfrm>
+                      <a:off x="0" y="0"/>
+                      <a:ext cx="5970905" cy="2758440"/>
+                    </a:xfrm>
+                    <a:prstGeom prst="rect">
+                      <a:avLst/>
+                    </a:prstGeom>
+                    <a:noFill/>
+                    <a:ln>
+                      <a:noFill/>
+                    </a:ln>
+                  </pic:spPr>
+                </pic:pic>
+              </a:graphicData>
+            </a:graphic>
+          </wp:inline>
+        </w:drawing>
+      </w:r>
+      <w:r>
+        <w:drawing>
+          <wp:inline distT="0" distB="0" distL="114300" distR="114300">
+            <wp:extent cx="5970905" cy="2758440"/>
+            <wp:effectExtent l="0" t="0" r="1270" b="3810"/>
+            <wp:docPr id="16" name="Picture 12"/>
+            <wp:cNvGraphicFramePr>
+              <a:graphicFrameLocks xmlns:a="http://schemas.openxmlformats.org/drawingml/2006/main" noChangeAspect="1"/>
+            </wp:cNvGraphicFramePr>
+            <a:graphic xmlns:a="http://schemas.openxmlformats.org/drawingml/2006/main">
+              <a:graphicData uri="http://schemas.openxmlformats.org/drawingml/2006/picture">
+                <pic:pic xmlns:pic="http://schemas.openxmlformats.org/drawingml/2006/picture">
+                  <pic:nvPicPr>
+                    <pic:cNvPr id="16" name="Picture 12"/>
+                    <pic:cNvPicPr>
+                      <a:picLocks noChangeAspect="1"/>
+                    </pic:cNvPicPr>
+                  </pic:nvPicPr>
+                  <pic:blipFill>
+                    <a:blip r:embed="rId14"/>
+                    <a:stretch>
+                      <a:fillRect/>
+                    </a:stretch>
+                  </pic:blipFill>
+                  <pic:spPr>
+                    <a:xfrm>
+                      <a:off x="0" y="0"/>
+                      <a:ext cx="5970905" cy="2758440"/>
+                    </a:xfrm>
+                    <a:prstGeom prst="rect">
+                      <a:avLst/>
+                    </a:prstGeom>
+                    <a:noFill/>
+                    <a:ln>
+                      <a:noFill/>
+                    </a:ln>
+                  </pic:spPr>
+                </pic:pic>
+              </a:graphicData>
+            </a:graphic>
+          </wp:inline>
+        </w:drawing>
       </w:r>
     </w:p>
     <w:p>
@@ -3841,14 +4365,6 @@
           <w:lang w:val="en-US"/>
         </w:rPr>
       </w:pPr>
-      <w:r>
-        <w:rPr>
-          <w:b/>
-          <w:color w:val="1A1A1A"/>
-          <w:sz w:val="36"/>
-        </w:rPr>
-        <w:t xml:space="preserve">5. </w:t>
-      </w:r>
       <w:r>
         <w:rPr>
           <w:rFonts w:hint="default"/>
@@ -3857,12 +4373,34 @@
           <w:sz w:val="36"/>
           <w:lang w:val="en-US"/>
         </w:rPr>
+        <w:t>6</w:t>
+      </w:r>
+      <w:r>
+        <w:rPr>
+          <w:b/>
+          <w:color w:val="1A1A1A"/>
+          <w:sz w:val="36"/>
+        </w:rPr>
+        <w:t xml:space="preserve">. </w:t>
+      </w:r>
+      <w:r>
+        <w:rPr>
+          <w:rFonts w:hint="default"/>
+          <w:b/>
+          <w:color w:val="1A1A1A"/>
+          <w:sz w:val="36"/>
+          <w:lang w:val="en-US"/>
+        </w:rPr>
         <w:t>Test Logins</w:t>
       </w:r>
     </w:p>
     <w:p>
       <w:pPr>
         <w:spacing w:after="60"/>
+        <w:rPr>
+          <w:rFonts w:hint="default"/>
+          <w:lang w:val="en-US"/>
+        </w:rPr>
       </w:pPr>
       <w:r>
         <w:rPr>
@@ -3882,6 +4420,67 @@
         </w:rPr>
         <w:t>.</w:t>
       </w:r>
+      <w:r>
+        <w:rPr>
+          <w:rFonts w:hint="default"/>
+          <w:b w:val="0"/>
+          <w:color w:val="1A1A1A"/>
+          <w:sz w:val="20"/>
+          <w:lang w:val="en-US"/>
+        </w:rPr>
+        <w:t xml:space="preserve"> All authenticated users should login in at: </w:t>
+      </w:r>
+      <w:r>
+        <w:rPr>
+          <w:rFonts w:hint="default"/>
+          <w:b w:val="0"/>
+          <w:color w:val="1A1A1A"/>
+          <w:sz w:val="20"/>
+          <w:lang w:val="en-US"/>
+        </w:rPr>
+        <w:fldChar w:fldCharType="begin"/>
+      </w:r>
+      <w:r>
+        <w:rPr>
+          <w:rFonts w:hint="default"/>
+          <w:b w:val="0"/>
+          <w:color w:val="1A1A1A"/>
+          <w:sz w:val="20"/>
+          <w:lang w:val="en-US"/>
+        </w:rPr>
+        <w:instrText xml:space="preserve"> HYPERLINK "https://aiforgood2026.vercel.app/" </w:instrText>
+      </w:r>
+      <w:r>
+        <w:rPr>
+          <w:rFonts w:hint="default"/>
+          <w:b w:val="0"/>
+          <w:color w:val="1A1A1A"/>
+          <w:sz w:val="20"/>
+          <w:lang w:val="en-US"/>
+        </w:rPr>
+        <w:fldChar w:fldCharType="separate"/>
+      </w:r>
+      <w:r>
+        <w:rPr>
+          <w:rStyle w:val="20"/>
+          <w:rFonts w:hint="default"/>
+          <w:b w:val="0"/>
+          <w:color w:val="1A1A1A"/>
+          <w:sz w:val="20"/>
+          <w:lang w:val="en-US"/>
+        </w:rPr>
+        <w:t>https://aiforgood2026.vercel.app/login</w:t>
+      </w:r>
+      <w:r>
+        <w:rPr>
+          <w:rFonts w:hint="default"/>
+          <w:b w:val="0"/>
+          <w:color w:val="1A1A1A"/>
+          <w:sz w:val="20"/>
+          <w:lang w:val="en-US"/>
+        </w:rPr>
+        <w:fldChar w:fldCharType="end"/>
+      </w:r>
     </w:p>
     <w:p>
       <w:pPr>
@@ -3904,7 +4503,7 @@
     </w:p>
     <w:tbl>
       <w:tblPr>
-        <w:tblStyle w:val="35"/>
+        <w:tblStyle w:val="36"/>
         <w:tblW w:w="0" w:type="auto"/>
         <w:tblInd w:w="0" w:type="dxa"/>
         <w:tblBorders>
@@ -4352,8 +4951,9 @@
     </w:tbl>
     <w:p>
       <w:pPr>
-        <w:pStyle w:val="23"/>
+        <w:pStyle w:val="24"/>
         <w:numPr>
+          <w:ilvl w:val="0"/>
           <w:numId w:val="0"/>
         </w:numPr>
         <w:spacing w:after="40"/>
@@ -4440,7 +5040,7 @@
     <w:lvl w:ilvl="0" w:tentative="0">
       <w:start w:val="1"/>
       <w:numFmt w:val="decimal"/>
-      <w:pStyle w:val="31"/>
+      <w:pStyle w:val="32"/>
       <w:lvlText w:val="%1."/>
       <w:lvlJc w:val="left"/>
       <w:pPr>
@@ -4458,7 +5058,7 @@
     <w:lvl w:ilvl="0" w:tentative="0">
       <w:start w:val="1"/>
       <w:numFmt w:val="decimal"/>
-      <w:pStyle w:val="30"/>
+      <w:pStyle w:val="31"/>
       <w:lvlText w:val="%1."/>
       <w:lvlJc w:val="left"/>
       <w:pPr>
@@ -4476,7 +5076,7 @@
     <w:lvl w:ilvl="0" w:tentative="0">
       <w:start w:val="1"/>
       <w:numFmt w:val="bullet"/>
-      <w:pStyle w:val="25"/>
+      <w:pStyle w:val="26"/>
       <w:lvlText w:val=""/>
       <w:lvlJc w:val="left"/>
       <w:pPr>
@@ -4497,7 +5097,7 @@
     <w:lvl w:ilvl="0" w:tentative="0">
       <w:start w:val="1"/>
       <w:numFmt w:val="bullet"/>
-      <w:pStyle w:val="24"/>
+      <w:pStyle w:val="25"/>
       <w:lvlText w:val=""/>
       <w:lvlJc w:val="left"/>
       <w:pPr>
@@ -4518,7 +5118,7 @@
     <w:lvl w:ilvl="0" w:tentative="0">
       <w:start w:val="1"/>
       <w:numFmt w:val="decimal"/>
-      <w:pStyle w:val="29"/>
+      <w:pStyle w:val="30"/>
       <w:lvlText w:val="%1."/>
       <w:lvlJc w:val="left"/>
       <w:pPr>
@@ -4536,7 +5136,7 @@
     <w:lvl w:ilvl="0" w:tentative="0">
       <w:start w:val="1"/>
       <w:numFmt w:val="bullet"/>
-      <w:pStyle w:val="23"/>
+      <w:pStyle w:val="24"/>
       <w:lvlText w:val=""/>
       <w:lvlJc w:val="left"/>
       <w:pPr>
@@ -4613,8 +5213,8 @@
     <w:lsdException w:uiPriority="99" w:name="Normal Indent"/>
     <w:lsdException w:uiPriority="99" w:name="footnote text"/>
     <w:lsdException w:uiPriority="99" w:name="annotation text"/>
-    <w:lsdException w:uiPriority="99" w:semiHidden="0" w:name="header"/>
-    <w:lsdException w:uiPriority="99" w:semiHidden="0" w:name="footer"/>
+    <w:lsdException w:qFormat="1" w:uiPriority="99" w:semiHidden="0" w:name="header"/>
+    <w:lsdException w:qFormat="1" w:uiPriority="99" w:semiHidden="0" w:name="footer"/>
     <w:lsdException w:uiPriority="99" w:name="index heading"/>
     <w:lsdException w:qFormat="1" w:uiPriority="35" w:name="caption"/>
     <w:lsdException w:uiPriority="99" w:name="table of figures"/>
@@ -4629,15 +5229,15 @@
     <w:lsdException w:uiPriority="99" w:name="table of authorities"/>
     <w:lsdException w:uiPriority="99" w:semiHidden="0" w:name="macro"/>
     <w:lsdException w:uiPriority="99" w:name="toa heading"/>
-    <w:lsdException w:uiPriority="99" w:semiHidden="0" w:name="List"/>
-    <w:lsdException w:uiPriority="99" w:semiHidden="0" w:name="List Bullet"/>
+    <w:lsdException w:qFormat="1" w:uiPriority="99" w:semiHidden="0" w:name="List"/>
+    <w:lsdException w:qFormat="1" w:uiPriority="99" w:semiHidden="0" w:name="List Bullet"/>
     <w:lsdException w:uiPriority="99" w:semiHidden="0" w:name="List Number"/>
     <w:lsdException w:uiPriority="99" w:semiHidden="0" w:name="List 2"/>
-    <w:lsdException w:uiPriority="99" w:semiHidden="0" w:name="List 3"/>
+    <w:lsdException w:qFormat="1" w:uiPriority="99" w:semiHidden="0" w:name="List 3"/>
     <w:lsdException w:uiPriority="99" w:name="List 4"/>
     <w:lsdException w:uiPriority="99" w:name="List 5"/>
-    <w:lsdException w:uiPriority="99" w:semiHidden="0" w:name="List Bullet 2"/>
-    <w:lsdException w:uiPriority="99" w:semiHidden="0" w:name="List Bullet 3"/>
+    <w:lsdException w:qFormat="1" w:uiPriority="99" w:semiHidden="0" w:name="List Bullet 2"/>
+    <w:lsdException w:qFormat="1" w:uiPriority="99" w:semiHidden="0" w:name="List Bullet 3"/>
     <w:lsdException w:uiPriority="99" w:name="List Bullet 4"/>
     <w:lsdException w:uiPriority="99" w:name="List Bullet 5"/>
     <w:lsdException w:uiPriority="99" w:semiHidden="0" w:name="List Number 2"/>
@@ -4667,7 +5267,7 @@
     <w:lsdException w:uiPriority="99" w:name="Body Text Indent 2"/>
     <w:lsdException w:uiPriority="99" w:name="Body Text Indent 3"/>
     <w:lsdException w:uiPriority="99" w:name="Block Text"/>
-    <w:lsdException w:uiPriority="99" w:name="Hyperlink"/>
+    <w:lsdException w:qFormat="1" w:uiPriority="99" w:name="Hyperlink"/>
     <w:lsdException w:uiPriority="99" w:name="FollowedHyperlink"/>
     <w:lsdException w:qFormat="1" w:unhideWhenUsed="0" w:uiPriority="22" w:semiHidden="0" w:name="Strong"/>
     <w:lsdException w:qFormat="1" w:unhideWhenUsed="0" w:uiPriority="20" w:semiHidden="0" w:name="Emphasis"/>
@@ -4853,7 +5453,7 @@
     <w:name w:val="heading 1"/>
     <w:basedOn w:val="1"/>
     <w:next w:val="1"/>
-    <w:link w:val="138"/>
+    <w:link w:val="139"/>
     <w:qFormat/>
     <w:uiPriority w:val="9"/>
     <w:pPr>
@@ -4875,7 +5475,7 @@
     <w:name w:val="heading 2"/>
     <w:basedOn w:val="1"/>
     <w:next w:val="1"/>
-    <w:link w:val="139"/>
+    <w:link w:val="140"/>
     <w:unhideWhenUsed/>
     <w:qFormat/>
     <w:uiPriority w:val="9"/>
@@ -4903,7 +5503,7 @@
     <w:name w:val="heading 3"/>
     <w:basedOn w:val="1"/>
     <w:next w:val="1"/>
-    <w:link w:val="140"/>
+    <w:link w:val="141"/>
     <w:unhideWhenUsed/>
     <w:qFormat/>
     <w:uiPriority w:val="9"/>
@@ -4929,7 +5529,7 @@
     <w:name w:val="heading 4"/>
     <w:basedOn w:val="1"/>
     <w:next w:val="1"/>
-    <w:link w:val="150"/>
+    <w:link w:val="151"/>
     <w:semiHidden/>
     <w:unhideWhenUsed/>
     <w:qFormat/>
@@ -4958,7 +5558,7 @@
     <w:name w:val="heading 5"/>
     <w:basedOn w:val="1"/>
     <w:next w:val="1"/>
-    <w:link w:val="151"/>
+    <w:link w:val="152"/>
     <w:semiHidden/>
     <w:unhideWhenUsed/>
     <w:qFormat/>
@@ -4978,7 +5578,7 @@
     <w:name w:val="heading 6"/>
     <w:basedOn w:val="1"/>
     <w:next w:val="1"/>
-    <w:link w:val="152"/>
+    <w:link w:val="153"/>
     <w:semiHidden/>
     <w:unhideWhenUsed/>
     <w:qFormat/>
@@ -5000,7 +5600,7 @@
     <w:name w:val="heading 7"/>
     <w:basedOn w:val="1"/>
     <w:next w:val="1"/>
-    <w:link w:val="153"/>
+    <w:link w:val="154"/>
     <w:semiHidden/>
     <w:unhideWhenUsed/>
     <w:qFormat/>
@@ -5030,7 +5630,7 @@
     <w:name w:val="heading 8"/>
     <w:basedOn w:val="1"/>
     <w:next w:val="1"/>
-    <w:link w:val="154"/>
+    <w:link w:val="155"/>
     <w:semiHidden/>
     <w:unhideWhenUsed/>
     <w:qFormat/>
@@ -5057,7 +5657,7 @@
     <w:name w:val="heading 9"/>
     <w:basedOn w:val="1"/>
     <w:next w:val="1"/>
-    <w:link w:val="155"/>
+    <w:link w:val="156"/>
     <w:semiHidden/>
     <w:unhideWhenUsed/>
     <w:qFormat/>
@@ -5110,7 +5710,7 @@
   <w:style w:type="paragraph" w:styleId="13">
     <w:name w:val="Body Text"/>
     <w:basedOn w:val="1"/>
-    <w:link w:val="144"/>
+    <w:link w:val="145"/>
     <w:unhideWhenUsed/>
     <w:qFormat/>
     <w:uiPriority w:val="99"/>
@@ -5121,7 +5721,7 @@
   <w:style w:type="paragraph" w:styleId="14">
     <w:name w:val="Body Text 2"/>
     <w:basedOn w:val="1"/>
-    <w:link w:val="145"/>
+    <w:link w:val="146"/>
     <w:unhideWhenUsed/>
     <w:qFormat/>
     <w:uiPriority w:val="99"/>
@@ -5132,7 +5732,7 @@
   <w:style w:type="paragraph" w:styleId="15">
     <w:name w:val="Body Text 3"/>
     <w:basedOn w:val="1"/>
-    <w:link w:val="146"/>
+    <w:link w:val="147"/>
     <w:unhideWhenUsed/>
     <w:qFormat/>
     <w:uiPriority w:val="99"/>
@@ -5181,8 +5781,9 @@
   <w:style w:type="paragraph" w:styleId="18">
     <w:name w:val="footer"/>
     <w:basedOn w:val="1"/>
-    <w:link w:val="136"/>
+    <w:link w:val="137"/>
     <w:unhideWhenUsed/>
+    <w:qFormat/>
     <w:uiPriority w:val="99"/>
     <w:pPr>
       <w:tabs>
@@ -5195,8 +5796,9 @@
   <w:style w:type="paragraph" w:styleId="19">
     <w:name w:val="header"/>
     <w:basedOn w:val="1"/>
-    <w:link w:val="135"/>
+    <w:link w:val="136"/>
     <w:unhideWhenUsed/>
+    <w:qFormat/>
     <w:uiPriority w:val="99"/>
     <w:pPr>
       <w:tabs>
@@ -5206,17 +5808,30 @@
       <w:spacing w:after="0" w:line="240" w:lineRule="auto"/>
     </w:pPr>
   </w:style>
-  <w:style w:type="paragraph" w:styleId="20">
+  <w:style w:type="character" w:styleId="20">
+    <w:name w:val="Hyperlink"/>
+    <w:basedOn w:val="11"/>
+    <w:semiHidden/>
+    <w:unhideWhenUsed/>
+    <w:qFormat/>
+    <w:uiPriority w:val="99"/>
+    <w:rPr>
+      <w:color w:val="0000FF"/>
+      <w:u w:val="single"/>
+    </w:rPr>
+  </w:style>
+  <w:style w:type="paragraph" w:styleId="21">
     <w:name w:val="List"/>
     <w:basedOn w:val="1"/>
     <w:unhideWhenUsed/>
+    <w:qFormat/>
     <w:uiPriority w:val="99"/>
     <w:pPr>
       <w:ind w:left="360" w:hanging="360"/>
       <w:contextualSpacing/>
     </w:pPr>
   </w:style>
-  <w:style w:type="paragraph" w:styleId="21">
+  <w:style w:type="paragraph" w:styleId="22">
     <w:name w:val="List 2"/>
     <w:basedOn w:val="1"/>
     <w:unhideWhenUsed/>
@@ -5226,20 +5841,22 @@
       <w:contextualSpacing/>
     </w:pPr>
   </w:style>
-  <w:style w:type="paragraph" w:styleId="22">
+  <w:style w:type="paragraph" w:styleId="23">
     <w:name w:val="List 3"/>
     <w:basedOn w:val="1"/>
     <w:unhideWhenUsed/>
+    <w:qFormat/>
     <w:uiPriority w:val="99"/>
     <w:pPr>
       <w:ind w:left="1080" w:hanging="360"/>
       <w:contextualSpacing/>
     </w:pPr>
   </w:style>
-  <w:style w:type="paragraph" w:styleId="23">
+  <w:style w:type="paragraph" w:styleId="24">
     <w:name w:val="List Bullet"/>
     <w:basedOn w:val="1"/>
     <w:unhideWhenUsed/>
+    <w:qFormat/>
     <w:uiPriority w:val="99"/>
     <w:pPr>
       <w:numPr>
@@ -5249,10 +5866,11 @@
       <w:contextualSpacing/>
     </w:pPr>
   </w:style>
-  <w:style w:type="paragraph" w:styleId="24">
+  <w:style w:type="paragraph" w:styleId="25">
     <w:name w:val="List Bullet 2"/>
     <w:basedOn w:val="1"/>
     <w:unhideWhenUsed/>
+    <w:qFormat/>
     <w:uiPriority w:val="99"/>
     <w:pPr>
       <w:numPr>
@@ -5262,10 +5880,11 @@
       <w:contextualSpacing/>
     </w:pPr>
   </w:style>
-  <w:style w:type="paragraph" w:styleId="25">
+  <w:style w:type="paragraph" w:styleId="26">
     <w:name w:val="List Bullet 3"/>
     <w:basedOn w:val="1"/>
     <w:unhideWhenUsed/>
+    <w:qFormat/>
     <w:uiPriority w:val="99"/>
     <w:pPr>
       <w:numPr>
@@ -5275,7 +5894,7 @@
       <w:contextualSpacing/>
     </w:pPr>
   </w:style>
-  <w:style w:type="paragraph" w:styleId="26">
+  <w:style w:type="paragraph" w:styleId="27">
     <w:name w:val="List Continue"/>
     <w:basedOn w:val="1"/>
     <w:unhideWhenUsed/>
@@ -5286,7 +5905,7 @@
       <w:contextualSpacing/>
     </w:pPr>
   </w:style>
-  <w:style w:type="paragraph" w:styleId="27">
+  <w:style w:type="paragraph" w:styleId="28">
     <w:name w:val="List Continue 2"/>
     <w:basedOn w:val="1"/>
     <w:unhideWhenUsed/>
@@ -5297,7 +5916,7 @@
       <w:contextualSpacing/>
     </w:pPr>
   </w:style>
-  <w:style w:type="paragraph" w:styleId="28">
+  <w:style w:type="paragraph" w:styleId="29">
     <w:name w:val="List Continue 3"/>
     <w:basedOn w:val="1"/>
     <w:unhideWhenUsed/>
@@ -5308,7 +5927,7 @@
       <w:contextualSpacing/>
     </w:pPr>
   </w:style>
-  <w:style w:type="paragraph" w:styleId="29">
+  <w:style w:type="paragraph" w:styleId="30">
     <w:name w:val="List Number"/>
     <w:basedOn w:val="1"/>
     <w:unhideWhenUsed/>
@@ -5321,7 +5940,7 @@
       <w:contextualSpacing/>
     </w:pPr>
   </w:style>
-  <w:style w:type="paragraph" w:styleId="30">
+  <w:style w:type="paragraph" w:styleId="31">
     <w:name w:val="List Number 2"/>
     <w:basedOn w:val="1"/>
     <w:unhideWhenUsed/>
@@ -5334,7 +5953,7 @@
       <w:contextualSpacing/>
     </w:pPr>
   </w:style>
-  <w:style w:type="paragraph" w:styleId="31">
+  <w:style w:type="paragraph" w:styleId="32">
     <w:name w:val="List Number 3"/>
     <w:basedOn w:val="1"/>
     <w:unhideWhenUsed/>
@@ -5347,9 +5966,9 @@
       <w:contextualSpacing/>
     </w:pPr>
   </w:style>
-  <w:style w:type="paragraph" w:styleId="32">
+  <w:style w:type="paragraph" w:styleId="33">
     <w:name w:val="macro"/>
-    <w:link w:val="147"/>
+    <w:link w:val="148"/>
     <w:unhideWhenUsed/>
     <w:uiPriority w:val="99"/>
     <w:pPr>
@@ -5371,7 +5990,7 @@
       <w:lang w:val="en-US" w:eastAsia="en-US" w:bidi="ar-SA"/>
     </w:rPr>
   </w:style>
-  <w:style w:type="character" w:styleId="33">
+  <w:style w:type="character" w:styleId="34">
     <w:name w:val="Strong"/>
     <w:basedOn w:val="11"/>
     <w:qFormat/>
@@ -5381,11 +6000,11 @@
       <w:bCs/>
     </w:rPr>
   </w:style>
-  <w:style w:type="paragraph" w:styleId="34">
+  <w:style w:type="paragraph" w:styleId="35">
     <w:name w:val="Subtitle"/>
     <w:basedOn w:val="1"/>
     <w:next w:val="1"/>
-    <w:link w:val="142"/>
+    <w:link w:val="143"/>
     <w:qFormat/>
     <w:uiPriority w:val="11"/>
     <w:rPr>
@@ -5403,7 +6022,7 @@
       </w14:textFill>
     </w:rPr>
   </w:style>
-  <w:style w:type="table" w:styleId="35">
+  <w:style w:type="table" w:styleId="36">
     <w:name w:val="Table Grid"/>
     <w:basedOn w:val="12"/>
     <w:uiPriority w:val="59"/>
@@ -5427,11 +6046,11 @@
       </w:tblCellMar>
     </w:tblPr>
   </w:style>
-  <w:style w:type="paragraph" w:styleId="36">
+  <w:style w:type="paragraph" w:styleId="37">
     <w:name w:val="Title"/>
     <w:basedOn w:val="1"/>
     <w:next w:val="1"/>
-    <w:link w:val="141"/>
+    <w:link w:val="142"/>
     <w:qFormat/>
     <w:uiPriority w:val="10"/>
     <w:pPr>
@@ -5450,7 +6069,7 @@
       <w:szCs w:val="52"/>
     </w:rPr>
   </w:style>
-  <w:style w:type="table" w:styleId="37">
+  <w:style w:type="table" w:styleId="38">
     <w:name w:val="Light Shading"/>
     <w:basedOn w:val="12"/>
     <w:uiPriority w:val="60"/>
@@ -5549,7 +6168,7 @@
       </w:tcPr>
     </w:tblStylePr>
   </w:style>
-  <w:style w:type="table" w:styleId="38">
+  <w:style w:type="table" w:styleId="39">
     <w:name w:val="Light Shading Accent 1"/>
     <w:basedOn w:val="12"/>
     <w:uiPriority w:val="60"/>
@@ -5648,7 +6267,7 @@
       </w:tcPr>
     </w:tblStylePr>
   </w:style>
-  <w:style w:type="table" w:styleId="39">
+  <w:style w:type="table" w:styleId="40">
     <w:name w:val="Light Shading Accent 2"/>
     <w:basedOn w:val="12"/>
     <w:uiPriority w:val="60"/>
@@ -5747,7 +6366,7 @@
       </w:tcPr>
     </w:tblStylePr>
   </w:style>
-  <w:style w:type="table" w:styleId="40">
+  <w:style w:type="table" w:styleId="41">
     <w:name w:val="Light Shading Accent 3"/>
     <w:basedOn w:val="12"/>
     <w:uiPriority w:val="60"/>
@@ -5846,7 +6465,7 @@
       </w:tcPr>
     </w:tblStylePr>
   </w:style>
-  <w:style w:type="table" w:styleId="41">
+  <w:style w:type="table" w:styleId="42">
     <w:name w:val="Light Shading Accent 4"/>
     <w:basedOn w:val="12"/>
     <w:uiPriority w:val="60"/>
@@ -5945,7 +6564,7 @@
       </w:tcPr>
     </w:tblStylePr>
   </w:style>
-  <w:style w:type="table" w:styleId="42">
+  <w:style w:type="table" w:styleId="43">
     <w:name w:val="Light Shading Accent 5"/>
     <w:basedOn w:val="12"/>
     <w:uiPriority w:val="60"/>
@@ -6044,7 +6663,7 @@
       </w:tcPr>
     </w:tblStylePr>
   </w:style>
-  <w:style w:type="table" w:styleId="43">
+  <w:style w:type="table" w:styleId="44">
     <w:name w:val="Light Shading Accent 6"/>
     <w:basedOn w:val="12"/>
     <w:uiPriority w:val="60"/>
@@ -6143,7 +6762,7 @@
       </w:tcPr>
     </w:tblStylePr>
   </w:style>
-  <w:style w:type="table" w:styleId="44">
+  <w:style w:type="table" w:styleId="45">
     <w:name w:val="Light List"/>
     <w:basedOn w:val="12"/>
     <w:uiPriority w:val="61"/>
@@ -6236,7 +6855,7 @@
       </w:tcPr>
     </w:tblStylePr>
   </w:style>
-  <w:style w:type="table" w:styleId="45">
+  <w:style w:type="table" w:styleId="46">
     <w:name w:val="Light List Accent 1"/>
     <w:basedOn w:val="12"/>
     <w:uiPriority w:val="61"/>
@@ -6329,7 +6948,7 @@
       </w:tcPr>
     </w:tblStylePr>
   </w:style>
-  <w:style w:type="table" w:styleId="46">
+  <w:style w:type="table" w:styleId="47">
     <w:name w:val="Light List Accent 2"/>
     <w:basedOn w:val="12"/>
     <w:uiPriority w:val="61"/>
@@ -6422,7 +7041,7 @@
       </w:tcPr>
     </w:tblStylePr>
   </w:style>
-  <w:style w:type="table" w:styleId="47">
+  <w:style w:type="table" w:styleId="48">
     <w:name w:val="Light List Accent 3"/>
     <w:basedOn w:val="12"/>
     <w:uiPriority w:val="61"/>
@@ -6515,7 +7134,7 @@
       </w:tcPr>
     </w:tblStylePr>
   </w:style>
-  <w:style w:type="table" w:styleId="48">
+  <w:style w:type="table" w:styleId="49">
     <w:name w:val="Light List Accent 4"/>
     <w:basedOn w:val="12"/>
     <w:uiPriority w:val="61"/>
@@ -6608,7 +7227,7 @@
       </w:tcPr>
     </w:tblStylePr>
   </w:style>
-  <w:style w:type="table" w:styleId="49">
+  <w:style w:type="table" w:styleId="50">
     <w:name w:val="Light List Accent 5"/>
     <w:basedOn w:val="12"/>
     <w:uiPriority w:val="61"/>
@@ -6701,7 +7320,7 @@
       </w:tcPr>
     </w:tblStylePr>
   </w:style>
-  <w:style w:type="table" w:styleId="50">
+  <w:style w:type="table" w:styleId="51">
     <w:name w:val="Light List Accent 6"/>
     <w:basedOn w:val="12"/>
     <w:uiPriority w:val="61"/>
@@ -6794,7 +7413,7 @@
       </w:tcPr>
     </w:tblStylePr>
   </w:style>
-  <w:style w:type="table" w:styleId="51">
+  <w:style w:type="table" w:styleId="52">
     <w:name w:val="Light Grid"/>
     <w:basedOn w:val="12"/>
     <w:uiPriority w:val="62"/>
@@ -6920,7 +7539,7 @@
       </w:tcPr>
     </w:tblStylePr>
   </w:style>
-  <w:style w:type="table" w:styleId="52">
+  <w:style w:type="table" w:styleId="53">
     <w:name w:val="Light Grid Accent 1"/>
     <w:basedOn w:val="12"/>
     <w:uiPriority w:val="62"/>
@@ -7046,7 +7665,7 @@
       </w:tcPr>
     </w:tblStylePr>
   </w:style>
-  <w:style w:type="table" w:styleId="53">
+  <w:style w:type="table" w:styleId="54">
     <w:name w:val="Light Grid Accent 2"/>
     <w:basedOn w:val="12"/>
     <w:uiPriority w:val="62"/>
@@ -7172,7 +7791,7 @@
       </w:tcPr>
     </w:tblStylePr>
   </w:style>
-  <w:style w:type="table" w:styleId="54">
+  <w:style w:type="table" w:styleId="55">
     <w:name w:val="Light Grid Accent 3"/>
     <w:basedOn w:val="12"/>
     <w:uiPriority w:val="62"/>
@@ -7298,7 +7917,7 @@
       </w:tcPr>
     </w:tblStylePr>
   </w:style>
-  <w:style w:type="table" w:styleId="55">
+  <w:style w:type="table" w:styleId="56">
     <w:name w:val="Light Grid Accent 4"/>
     <w:basedOn w:val="12"/>
     <w:uiPriority w:val="62"/>
@@ -7424,7 +8043,7 @@
       </w:tcPr>
     </w:tblStylePr>
   </w:style>
-  <w:style w:type="table" w:styleId="56">
+  <w:style w:type="table" w:styleId="57">
     <w:name w:val="Light Grid Accent 5"/>
     <w:basedOn w:val="12"/>
     <w:uiPriority w:val="62"/>
@@ -7550,7 +8169,7 @@
       </w:tcPr>
     </w:tblStylePr>
   </w:style>
-  <w:style w:type="table" w:styleId="57">
+  <w:style w:type="table" w:styleId="58">
     <w:name w:val="Light Grid Accent 6"/>
     <w:basedOn w:val="12"/>
     <w:uiPriority w:val="62"/>
@@ -7676,7 +8295,7 @@
       </w:tcPr>
     </w:tblStylePr>
   </w:style>
-  <w:style w:type="table" w:styleId="58">
+  <w:style w:type="table" w:styleId="59">
     <w:name w:val="Medium Shading 1"/>
     <w:basedOn w:val="12"/>
     <w:uiPriority w:val="63"/>
@@ -7783,7 +8402,7 @@
       </w:tcPr>
     </w:tblStylePr>
   </w:style>
-  <w:style w:type="table" w:styleId="59">
+  <w:style w:type="table" w:styleId="60">
     <w:name w:val="Medium Shading 1 Accent 1"/>
     <w:basedOn w:val="12"/>
     <w:uiPriority w:val="63"/>
@@ -7890,7 +8509,7 @@
       </w:tcPr>
     </w:tblStylePr>
   </w:style>
-  <w:style w:type="table" w:styleId="60">
+  <w:style w:type="table" w:styleId="61">
     <w:name w:val="Medium Shading 1 Accent 2"/>
     <w:basedOn w:val="12"/>
     <w:uiPriority w:val="63"/>
@@ -7997,7 +8616,7 @@
       </w:tcPr>
     </w:tblStylePr>
   </w:style>
-  <w:style w:type="table" w:styleId="61">
+  <w:style w:type="table" w:styleId="62">
     <w:name w:val="Medium Shading 1 Accent 3"/>
     <w:basedOn w:val="12"/>
     <w:uiPriority w:val="63"/>
@@ -8104,7 +8723,7 @@
       </w:tcPr>
     </w:tblStylePr>
   </w:style>
-  <w:style w:type="table" w:styleId="62">
+  <w:style w:type="table" w:styleId="63">
     <w:name w:val="Medium Shading 1 Accent 4"/>
     <w:basedOn w:val="12"/>
     <w:uiPriority w:val="63"/>
@@ -8211,7 +8830,7 @@
       </w:tcPr>
     </w:tblStylePr>
   </w:style>
-  <w:style w:type="table" w:styleId="63">
+  <w:style w:type="table" w:styleId="64">
     <w:name w:val="Medium Shading 1 Accent 5"/>
     <w:basedOn w:val="12"/>
     <w:uiPriority w:val="63"/>
@@ -8318,7 +8937,7 @@
       </w:tcPr>
     </w:tblStylePr>
   </w:style>
-  <w:style w:type="table" w:styleId="64">
+  <w:style w:type="table" w:styleId="65">
     <w:name w:val="Medium Shading 1 Accent 6"/>
     <w:basedOn w:val="12"/>
     <w:uiPriority w:val="63"/>
@@ -8425,7 +9044,7 @@
       </w:tcPr>
     </w:tblStylePr>
   </w:style>
-  <w:style w:type="table" w:styleId="65">
+  <w:style w:type="table" w:styleId="66">
     <w:name w:val="Medium Shading 2"/>
     <w:basedOn w:val="12"/>
     <w:uiPriority w:val="64"/>
@@ -8590,7 +9209,7 @@
       </w:tcPr>
     </w:tblStylePr>
   </w:style>
-  <w:style w:type="table" w:styleId="66">
+  <w:style w:type="table" w:styleId="67">
     <w:name w:val="Medium Shading 2 Accent 1"/>
     <w:basedOn w:val="12"/>
     <w:uiPriority w:val="64"/>
@@ -8755,7 +9374,7 @@
       </w:tcPr>
     </w:tblStylePr>
   </w:style>
-  <w:style w:type="table" w:styleId="67">
+  <w:style w:type="table" w:styleId="68">
     <w:name w:val="Medium Shading 2 Accent 2"/>
     <w:basedOn w:val="12"/>
     <w:uiPriority w:val="64"/>
@@ -8920,7 +9539,7 @@
       </w:tcPr>
     </w:tblStylePr>
   </w:style>
-  <w:style w:type="table" w:styleId="68">
+  <w:style w:type="table" w:styleId="69">
     <w:name w:val="Medium Shading 2 Accent 3"/>
     <w:basedOn w:val="12"/>
     <w:uiPriority w:val="64"/>
@@ -9085,7 +9704,7 @@
       </w:tcPr>
     </w:tblStylePr>
   </w:style>
-  <w:style w:type="table" w:styleId="69">
+  <w:style w:type="table" w:styleId="70">
     <w:name w:val="Medium Shading 2 Accent 4"/>
     <w:basedOn w:val="12"/>
     <w:uiPriority w:val="64"/>
@@ -9250,7 +9869,7 @@
       </w:tcPr>
     </w:tblStylePr>
   </w:style>
-  <w:style w:type="table" w:styleId="70">
+  <w:style w:type="table" w:styleId="71">
     <w:name w:val="Medium Shading 2 Accent 5"/>
     <w:basedOn w:val="12"/>
     <w:uiPriority w:val="64"/>
@@ -9415,7 +10034,7 @@
       </w:tcPr>
     </w:tblStylePr>
   </w:style>
-  <w:style w:type="table" w:styleId="71">
+  <w:style w:type="table" w:styleId="72">
     <w:name w:val="Medium Shading 2 Accent 6"/>
     <w:basedOn w:val="12"/>
     <w:uiPriority w:val="64"/>
@@ -9580,7 +10199,7 @@
       </w:tcPr>
     </w:tblStylePr>
   </w:style>
-  <w:style w:type="table" w:styleId="72">
+  <w:style w:type="table" w:styleId="73">
     <w:name w:val="Medium List 1"/>
     <w:basedOn w:val="12"/>
     <w:uiPriority w:val="65"/>
@@ -9670,7 +10289,7 @@
       </w:tcPr>
     </w:tblStylePr>
   </w:style>
-  <w:style w:type="table" w:styleId="73">
+  <w:style w:type="table" w:styleId="74">
     <w:name w:val="Medium List 1 Accent 1"/>
     <w:basedOn w:val="12"/>
     <w:uiPriority w:val="65"/>
@@ -9760,7 +10379,7 @@
       </w:tcPr>
     </w:tblStylePr>
   </w:style>
-  <w:style w:type="table" w:styleId="74">
+  <w:style w:type="table" w:styleId="75">
     <w:name w:val="Medium List 1 Accent 2"/>
     <w:basedOn w:val="12"/>
     <w:uiPriority w:val="65"/>
@@ -9850,7 +10469,7 @@
       </w:tcPr>
     </w:tblStylePr>
   </w:style>
-  <w:style w:type="table" w:styleId="75">
+  <w:style w:type="table" w:styleId="76">
     <w:name w:val="Medium List 1 Accent 3"/>
     <w:basedOn w:val="12"/>
     <w:uiPriority w:val="65"/>
@@ -9940,7 +10559,7 @@
       </w:tcPr>
     </w:tblStylePr>
   </w:style>
-  <w:style w:type="table" w:styleId="76">
+  <w:style w:type="table" w:styleId="77">
     <w:name w:val="Medium List 1 Accent 4"/>
     <w:basedOn w:val="12"/>
     <w:uiPriority w:val="65"/>
@@ -10030,7 +10649,7 @@
       </w:tcPr>
     </w:tblStylePr>
   </w:style>
-  <w:style w:type="table" w:styleId="77">
+  <w:style w:type="table" w:styleId="78">
     <w:name w:val="Medium List 1 Accent 5"/>
     <w:basedOn w:val="12"/>
     <w:uiPriority w:val="65"/>
@@ -10120,7 +10739,7 @@
       </w:tcPr>
     </w:tblStylePr>
   </w:style>
-  <w:style w:type="table" w:styleId="78">
+  <w:style w:type="table" w:styleId="79">
     <w:name w:val="Medium List 1 Accent 6"/>
     <w:basedOn w:val="12"/>
     <w:uiPriority w:val="65"/>
@@ -10210,7 +10829,7 @@
       </w:tcPr>
     </w:tblStylePr>
   </w:style>
-  <w:style w:type="table" w:styleId="79">
+  <w:style w:type="table" w:styleId="80">
     <w:name w:val="Medium List 2"/>
     <w:basedOn w:val="12"/>
     <w:uiPriority w:val="66"/>
@@ -10339,7 +10958,7 @@
       </w:tcPr>
     </w:tblStylePr>
   </w:style>
-  <w:style w:type="table" w:styleId="80">
+  <w:style w:type="table" w:styleId="81">
     <w:name w:val="Medium List 2 Accent 1"/>
     <w:basedOn w:val="12"/>
     <w:uiPriority w:val="66"/>
@@ -10468,7 +11087,7 @@
       </w:tcPr>
     </w:tblStylePr>
   </w:style>
-  <w:style w:type="table" w:styleId="81">
+  <w:style w:type="table" w:styleId="82">
     <w:name w:val="Medium List 2 Accent 2"/>
     <w:basedOn w:val="12"/>
     <w:uiPriority w:val="66"/>
@@ -10597,7 +11216,7 @@
       </w:tcPr>
     </w:tblStylePr>
   </w:style>
-  <w:style w:type="table" w:styleId="82">
+  <w:style w:type="table" w:styleId="83">
     <w:name w:val="Medium List 2 Accent 3"/>
     <w:basedOn w:val="12"/>
     <w:uiPriority w:val="66"/>
@@ -10726,7 +11345,7 @@
       </w:tcPr>
     </w:tblStylePr>
   </w:style>
-  <w:style w:type="table" w:styleId="83">
+  <w:style w:type="table" w:styleId="84">
     <w:name w:val="Medium List 2 Accent 4"/>
     <w:basedOn w:val="12"/>
     <w:uiPriority w:val="66"/>
@@ -10855,7 +11474,7 @@
       </w:tcPr>
     </w:tblStylePr>
   </w:style>
-  <w:style w:type="table" w:styleId="84">
+  <w:style w:type="table" w:styleId="85">
     <w:name w:val="Medium List 2 Accent 5"/>
     <w:basedOn w:val="12"/>
     <w:uiPriority w:val="66"/>
@@ -10984,7 +11603,7 @@
       </w:tcPr>
     </w:tblStylePr>
   </w:style>
-  <w:style w:type="table" w:styleId="85">
+  <w:style w:type="table" w:styleId="86">
     <w:name w:val="Medium List 2 Accent 6"/>
     <w:basedOn w:val="12"/>
     <w:uiPriority w:val="66"/>
@@ -11113,7 +11732,7 @@
       </w:tcPr>
     </w:tblStylePr>
   </w:style>
-  <w:style w:type="table" w:styleId="86">
+  <w:style w:type="table" w:styleId="87">
     <w:name w:val="Medium Grid 1"/>
     <w:basedOn w:val="12"/>
     <w:uiPriority w:val="67"/>
@@ -11182,7 +11801,7 @@
       </w:tcPr>
     </w:tblStylePr>
   </w:style>
-  <w:style w:type="table" w:styleId="87">
+  <w:style w:type="table" w:styleId="88">
     <w:name w:val="Medium Grid 1 Accent 1"/>
     <w:basedOn w:val="12"/>
     <w:uiPriority w:val="67"/>
@@ -11251,7 +11870,7 @@
       </w:tcPr>
     </w:tblStylePr>
   </w:style>
-  <w:style w:type="table" w:styleId="88">
+  <w:style w:type="table" w:styleId="89">
     <w:name w:val="Medium Grid 1 Accent 2"/>
     <w:basedOn w:val="12"/>
     <w:uiPriority w:val="67"/>
@@ -11320,7 +11939,7 @@
       </w:tcPr>
     </w:tblStylePr>
   </w:style>
-  <w:style w:type="table" w:styleId="89">
+  <w:style w:type="table" w:styleId="90">
     <w:name w:val="Medium Grid 1 Accent 3"/>
     <w:basedOn w:val="12"/>
     <w:uiPriority w:val="67"/>
@@ -11389,7 +12008,7 @@
       </w:tcPr>
     </w:tblStylePr>
   </w:style>
-  <w:style w:type="table" w:styleId="90">
+  <w:style w:type="table" w:styleId="91">
     <w:name w:val="Medium Grid 1 Accent 4"/>
     <w:basedOn w:val="12"/>
     <w:uiPriority w:val="67"/>
@@ -11458,7 +12077,7 @@
       </w:tcPr>
     </w:tblStylePr>
   </w:style>
-  <w:style w:type="table" w:styleId="91">
+  <w:style w:type="table" w:styleId="92">
     <w:name w:val="Medium Grid 1 Accent 5"/>
     <w:basedOn w:val="12"/>
     <w:uiPriority w:val="67"/>
@@ -11527,7 +12146,7 @@
       </w:tcPr>
     </w:tblStylePr>
   </w:style>
-  <w:style w:type="table" w:styleId="92">
+  <w:style w:type="table" w:styleId="93">
     <w:name w:val="Medium Grid 1 Accent 6"/>
     <w:basedOn w:val="12"/>
     <w:uiPriority w:val="67"/>
@@ -11596,7 +12215,7 @@
       </w:tcPr>
     </w:tblStylePr>
   </w:style>
-  <w:style w:type="table" w:styleId="93">
+  <w:style w:type="table" w:styleId="94">
     <w:name w:val="Medium Grid 2"/>
     <w:basedOn w:val="12"/>
     <w:uiPriority w:val="68"/>
@@ -11742,7 +12361,7 @@
       </w:tcPr>
     </w:tblStylePr>
   </w:style>
-  <w:style w:type="table" w:styleId="94">
+  <w:style w:type="table" w:styleId="95">
     <w:name w:val="Medium Grid 2 Accent 1"/>
     <w:basedOn w:val="12"/>
     <w:uiPriority w:val="68"/>
@@ -11888,7 +12507,7 @@
       </w:tcPr>
     </w:tblStylePr>
   </w:style>
-  <w:style w:type="table" w:styleId="95">
+  <w:style w:type="table" w:styleId="96">
     <w:name w:val="Medium Grid 2 Accent 2"/>
     <w:basedOn w:val="12"/>
     <w:uiPriority w:val="68"/>
@@ -12034,7 +12653,7 @@
       </w:tcPr>
     </w:tblStylePr>
   </w:style>
-  <w:style w:type="table" w:styleId="96">
+  <w:style w:type="table" w:styleId="97">
     <w:name w:val="Medium Grid 2 Accent 3"/>
     <w:basedOn w:val="12"/>
     <w:uiPriority w:val="68"/>
@@ -12180,7 +12799,7 @@
       </w:tcPr>
     </w:tblStylePr>
   </w:style>
-  <w:style w:type="table" w:styleId="97">
+  <w:style w:type="table" w:styleId="98">
     <w:name w:val="Medium Grid 2 Accent 4"/>
     <w:basedOn w:val="12"/>
     <w:uiPriority w:val="68"/>
@@ -12326,7 +12945,7 @@
       </w:tcPr>
     </w:tblStylePr>
   </w:style>
-  <w:style w:type="table" w:styleId="98">
+  <w:style w:type="table" w:styleId="99">
     <w:name w:val="Medium Grid 2 Accent 5"/>
     <w:basedOn w:val="12"/>
     <w:uiPriority w:val="68"/>
@@ -12472,7 +13091,7 @@
       </w:tcPr>
     </w:tblStylePr>
   </w:style>
-  <w:style w:type="table" w:styleId="99">
+  <w:style w:type="table" w:styleId="100">
     <w:name w:val="Medium Grid 2 Accent 6"/>
     <w:basedOn w:val="12"/>
     <w:uiPriority w:val="68"/>
@@ -12618,7 +13237,7 @@
       </w:tcPr>
     </w:tblStylePr>
   </w:style>
-  <w:style w:type="table" w:styleId="100">
+  <w:style w:type="table" w:styleId="101">
     <w:name w:val="Medium Grid 3"/>
     <w:basedOn w:val="12"/>
     <w:uiPriority w:val="69"/>
@@ -12775,7 +13394,7 @@
       </w:tcPr>
     </w:tblStylePr>
   </w:style>
-  <w:style w:type="table" w:styleId="101">
+  <w:style w:type="table" w:styleId="102">
     <w:name w:val="Medium Grid 3 Accent 1"/>
     <w:basedOn w:val="12"/>
     <w:uiPriority w:val="69"/>
@@ -12932,7 +13551,7 @@
       </w:tcPr>
     </w:tblStylePr>
   </w:style>
-  <w:style w:type="table" w:styleId="102">
+  <w:style w:type="table" w:styleId="103">
     <w:name w:val="Medium Grid 3 Accent 2"/>
     <w:basedOn w:val="12"/>
     <w:uiPriority w:val="69"/>
@@ -13089,7 +13708,7 @@
       </w:tcPr>
     </w:tblStylePr>
   </w:style>
-  <w:style w:type="table" w:styleId="103">
+  <w:style w:type="table" w:styleId="104">
     <w:name w:val="Medium Grid 3 Accent 3"/>
     <w:basedOn w:val="12"/>
     <w:uiPriority w:val="69"/>
@@ -13246,7 +13865,7 @@
       </w:tcPr>
     </w:tblStylePr>
   </w:style>
-  <w:style w:type="table" w:styleId="104">
+  <w:style w:type="table" w:styleId="105">
     <w:name w:val="Medium Grid 3 Accent 4"/>
     <w:basedOn w:val="12"/>
     <w:uiPriority w:val="69"/>
@@ -13403,7 +14022,7 @@
       </w:tcPr>
     </w:tblStylePr>
   </w:style>
-  <w:style w:type="table" w:styleId="105">
+  <w:style w:type="table" w:styleId="106">
     <w:name w:val="Medium Grid 3 Accent 5"/>
     <w:basedOn w:val="12"/>
     <w:uiPriority w:val="69"/>
@@ -13560,7 +14179,7 @@
       </w:tcPr>
     </w:tblStylePr>
   </w:style>
-  <w:style w:type="table" w:styleId="106">
+  <w:style w:type="table" w:styleId="107">
     <w:name w:val="Medium Grid 3 Accent 6"/>
     <w:basedOn w:val="12"/>
     <w:uiPriority w:val="69"/>
@@ -13717,7 +14336,7 @@
       </w:tcPr>
     </w:tblStylePr>
   </w:style>
-  <w:style w:type="table" w:styleId="107">
+  <w:style w:type="table" w:styleId="108">
     <w:name w:val="Dark List"/>
     <w:basedOn w:val="12"/>
     <w:uiPriority w:val="70"/>
@@ -13832,7 +14451,7 @@
       </w:tcPr>
     </w:tblStylePr>
   </w:style>
-  <w:style w:type="table" w:styleId="108">
+  <w:style w:type="table" w:styleId="109">
     <w:name w:val="Dark List Accent 1"/>
     <w:basedOn w:val="12"/>
     <w:uiPriority w:val="70"/>
@@ -13947,7 +14566,7 @@
       </w:tcPr>
     </w:tblStylePr>
   </w:style>
-  <w:style w:type="table" w:styleId="109">
+  <w:style w:type="table" w:styleId="110">
     <w:name w:val="Dark List Accent 2"/>
     <w:basedOn w:val="12"/>
     <w:uiPriority w:val="70"/>
@@ -14062,7 +14681,7 @@
       </w:tcPr>
     </w:tblStylePr>
   </w:style>
-  <w:style w:type="table" w:styleId="110">
+  <w:style w:type="table" w:styleId="111">
     <w:name w:val="Dark List Accent 3"/>
     <w:basedOn w:val="12"/>
     <w:uiPriority w:val="70"/>
@@ -14177,7 +14796,7 @@
       </w:tcPr>
     </w:tblStylePr>
   </w:style>
-  <w:style w:type="table" w:styleId="111">
+  <w:style w:type="table" w:styleId="112">
     <w:name w:val="Dark List Accent 4"/>
     <w:basedOn w:val="12"/>
     <w:uiPriority w:val="70"/>
@@ -14292,7 +14911,7 @@
       </w:tcPr>
     </w:tblStylePr>
   </w:style>
-  <w:style w:type="table" w:styleId="112">
+  <w:style w:type="table" w:styleId="113">
     <w:name w:val="Dark List Accent 5"/>
     <w:basedOn w:val="12"/>
     <w:uiPriority w:val="70"/>
@@ -14407,7 +15026,7 @@
       </w:tcPr>
     </w:tblStylePr>
   </w:style>
-  <w:style w:type="table" w:styleId="113">
+  <w:style w:type="table" w:styleId="114">
     <w:name w:val="Dark List Accent 6"/>
     <w:basedOn w:val="12"/>
     <w:uiPriority w:val="70"/>
@@ -14522,7 +15141,7 @@
       </w:tcPr>
     </w:tblStylePr>
   </w:style>
-  <w:style w:type="table" w:styleId="114">
+  <w:style w:type="table" w:styleId="115">
     <w:name w:val="Colorful Shading"/>
     <w:basedOn w:val="12"/>
     <w:uiPriority w:val="71"/>
@@ -14670,7 +15289,7 @@
       </w:rPr>
     </w:tblStylePr>
   </w:style>
-  <w:style w:type="table" w:styleId="115">
+  <w:style w:type="table" w:styleId="116">
     <w:name w:val="Colorful Shading Accent 1"/>
     <w:basedOn w:val="12"/>
     <w:uiPriority w:val="71"/>
@@ -14818,7 +15437,7 @@
       </w:rPr>
     </w:tblStylePr>
   </w:style>
-  <w:style w:type="table" w:styleId="116">
+  <w:style w:type="table" w:styleId="117">
     <w:name w:val="Colorful Shading Accent 2"/>
     <w:basedOn w:val="12"/>
     <w:uiPriority w:val="71"/>
@@ -14966,7 +15585,7 @@
       </w:rPr>
     </w:tblStylePr>
   </w:style>
-  <w:style w:type="table" w:styleId="117">
+  <w:style w:type="table" w:styleId="118">
     <w:name w:val="Colorful Shading Accent 3"/>
     <w:basedOn w:val="12"/>
     <w:uiPriority w:val="71"/>
@@ -15094,7 +15713,7 @@
       </w:tcPr>
     </w:tblStylePr>
   </w:style>
-  <w:style w:type="table" w:styleId="118">
+  <w:style w:type="table" w:styleId="119">
     <w:name w:val="Colorful Shading Accent 4"/>
     <w:basedOn w:val="12"/>
     <w:uiPriority w:val="71"/>
@@ -15242,7 +15861,7 @@
       </w:rPr>
     </w:tblStylePr>
   </w:style>
-  <w:style w:type="table" w:styleId="119">
+  <w:style w:type="table" w:styleId="120">
     <w:name w:val="Colorful Shading Accent 5"/>
     <w:basedOn w:val="12"/>
     <w:uiPriority w:val="71"/>
@@ -15390,7 +16009,7 @@
       </w:rPr>
     </w:tblStylePr>
   </w:style>
-  <w:style w:type="table" w:styleId="120">
+  <w:style w:type="table" w:styleId="121">
     <w:name w:val="Colorful Shading Accent 6"/>
     <w:basedOn w:val="12"/>
     <w:uiPriority w:val="71"/>
@@ -15538,7 +16157,7 @@
       </w:rPr>
     </w:tblStylePr>
   </w:style>
-  <w:style w:type="table" w:styleId="121">
+  <w:style w:type="table" w:styleId="122">
     <w:name w:val="Colorful List"/>
     <w:basedOn w:val="12"/>
     <w:uiPriority w:val="72"/>
@@ -15630,7 +16249,7 @@
       </w:tcPr>
     </w:tblStylePr>
   </w:style>
-  <w:style w:type="table" w:styleId="122">
+  <w:style w:type="table" w:styleId="123">
     <w:name w:val="Colorful List Accent 1"/>
     <w:basedOn w:val="12"/>
     <w:uiPriority w:val="72"/>
@@ -15722,7 +16341,7 @@
       </w:tcPr>
     </w:tblStylePr>
   </w:style>
-  <w:style w:type="table" w:styleId="123">
+  <w:style w:type="table" w:styleId="124">
     <w:name w:val="Colorful List Accent 2"/>
     <w:basedOn w:val="12"/>
     <w:uiPriority w:val="72"/>
@@ -15814,7 +16433,7 @@
       </w:tcPr>
     </w:tblStylePr>
   </w:style>
-  <w:style w:type="table" w:styleId="124">
+  <w:style w:type="table" w:styleId="125">
     <w:name w:val="Colorful List Accent 3"/>
     <w:basedOn w:val="12"/>
     <w:uiPriority w:val="72"/>
@@ -15906,7 +16525,7 @@
       </w:tcPr>
     </w:tblStylePr>
   </w:style>
-  <w:style w:type="table" w:styleId="125">
+  <w:style w:type="table" w:styleId="126">
     <w:name w:val="Colorful List Accent 4"/>
     <w:basedOn w:val="12"/>
     <w:uiPriority w:val="72"/>
@@ -15998,7 +16617,7 @@
       </w:tcPr>
     </w:tblStylePr>
   </w:style>
-  <w:style w:type="table" w:styleId="126">
+  <w:style w:type="table" w:styleId="127">
     <w:name w:val="Colorful List Accent 5"/>
     <w:basedOn w:val="12"/>
     <w:uiPriority w:val="72"/>
@@ -16090,7 +16709,7 @@
       </w:tcPr>
     </w:tblStylePr>
   </w:style>
-  <w:style w:type="table" w:styleId="127">
+  <w:style w:type="table" w:styleId="128">
     <w:name w:val="Colorful List Accent 6"/>
     <w:basedOn w:val="12"/>
     <w:uiPriority w:val="72"/>
@@ -16182,7 +16801,7 @@
       </w:tcPr>
     </w:tblStylePr>
   </w:style>
-  <w:style w:type="table" w:styleId="128">
+  <w:style w:type="table" w:styleId="129">
     <w:name w:val="Colorful Grid"/>
     <w:basedOn w:val="12"/>
     <w:uiPriority w:val="73"/>
@@ -16278,7 +16897,7 @@
       </w:tcPr>
     </w:tblStylePr>
   </w:style>
-  <w:style w:type="table" w:styleId="129">
+  <w:style w:type="table" w:styleId="130">
     <w:name w:val="Colorful Grid Accent 1"/>
     <w:basedOn w:val="12"/>
     <w:uiPriority w:val="73"/>
@@ -16374,7 +16993,7 @@
       </w:tcPr>
     </w:tblStylePr>
   </w:style>
-  <w:style w:type="table" w:styleId="130">
+  <w:style w:type="table" w:styleId="131">
     <w:name w:val="Colorful Grid Accent 2"/>
     <w:basedOn w:val="12"/>
     <w:uiPriority w:val="73"/>
@@ -16470,7 +17089,7 @@
       </w:tcPr>
     </w:tblStylePr>
   </w:style>
-  <w:style w:type="table" w:styleId="131">
+  <w:style w:type="table" w:styleId="132">
     <w:name w:val="Colorful Grid Accent 3"/>
     <w:basedOn w:val="12"/>
     <w:uiPriority w:val="73"/>
@@ -16566,7 +17185,7 @@
       </w:tcPr>
     </w:tblStylePr>
   </w:style>
-  <w:style w:type="table" w:styleId="132">
+  <w:style w:type="table" w:styleId="133">
     <w:name w:val="Colorful Grid Accent 4"/>
     <w:basedOn w:val="12"/>
     <w:uiPriority w:val="73"/>
@@ -16662,7 +17281,7 @@
       </w:tcPr>
     </w:tblStylePr>
   </w:style>
-  <w:style w:type="table" w:styleId="133">
+  <w:style w:type="table" w:styleId="134">
     <w:name w:val="Colorful Grid Accent 5"/>
     <w:basedOn w:val="12"/>
     <w:uiPriority w:val="73"/>
@@ -16758,7 +17377,7 @@
       </w:tcPr>
     </w:tblStylePr>
   </w:style>
-  <w:style w:type="table" w:styleId="134">
+  <w:style w:type="table" w:styleId="135">
     <w:name w:val="Colorful Grid Accent 6"/>
     <w:basedOn w:val="12"/>
     <w:uiPriority w:val="73"/>
@@ -16854,19 +17473,19 @@
       </w:tcPr>
     </w:tblStylePr>
   </w:style>
-  <w:style w:type="character" w:customStyle="1" w:styleId="135">
+  <w:style w:type="character" w:customStyle="1" w:styleId="136">
     <w:name w:val="Header Char"/>
     <w:basedOn w:val="11"/>
     <w:link w:val="19"/>
     <w:uiPriority w:val="99"/>
   </w:style>
-  <w:style w:type="character" w:customStyle="1" w:styleId="136">
+  <w:style w:type="character" w:customStyle="1" w:styleId="137">
     <w:name w:val="Footer Char"/>
     <w:basedOn w:val="11"/>
     <w:link w:val="18"/>
     <w:uiPriority w:val="99"/>
   </w:style>
-  <w:style w:type="paragraph" w:styleId="137">
+  <w:style w:type="paragraph" w:styleId="138">
     <w:name w:val="No Spacing"/>
     <w:qFormat/>
     <w:uiPriority w:val="1"/>
@@ -16880,7 +17499,7 @@
       <w:lang w:val="en-US" w:eastAsia="en-US" w:bidi="ar-SA"/>
     </w:rPr>
   </w:style>
-  <w:style w:type="character" w:customStyle="1" w:styleId="138">
+  <w:style w:type="character" w:customStyle="1" w:styleId="139">
     <w:name w:val="Heading 1 Char"/>
     <w:basedOn w:val="11"/>
     <w:link w:val="2"/>
@@ -16894,7 +17513,7 @@
       <w:szCs w:val="28"/>
     </w:rPr>
   </w:style>
-  <w:style w:type="character" w:customStyle="1" w:styleId="139">
+  <w:style w:type="character" w:customStyle="1" w:styleId="140">
     <w:name w:val="Heading 2 Char"/>
     <w:basedOn w:val="11"/>
     <w:link w:val="3"/>
@@ -16913,7 +17532,7 @@
       </w14:textFill>
     </w:rPr>
   </w:style>
-  <w:style w:type="character" w:customStyle="1" w:styleId="140">
+  <w:style w:type="character" w:customStyle="1" w:styleId="141">
     <w:name w:val="Heading 3 Char"/>
     <w:basedOn w:val="11"/>
     <w:link w:val="4"/>
@@ -16930,10 +17549,10 @@
       </w14:textFill>
     </w:rPr>
   </w:style>
-  <w:style w:type="character" w:customStyle="1" w:styleId="141">
+  <w:style w:type="character" w:customStyle="1" w:styleId="142">
     <w:name w:val="Title Char"/>
     <w:basedOn w:val="11"/>
-    <w:link w:val="36"/>
+    <w:link w:val="37"/>
     <w:uiPriority w:val="10"/>
     <w:rPr>
       <w:rFonts w:asciiTheme="majorHAnsi" w:hAnsiTheme="majorHAnsi" w:eastAsiaTheme="majorEastAsia" w:cstheme="majorBidi"/>
@@ -16944,10 +17563,10 @@
       <w:szCs w:val="52"/>
     </w:rPr>
   </w:style>
-  <w:style w:type="character" w:customStyle="1" w:styleId="142">
+  <w:style w:type="character" w:customStyle="1" w:styleId="143">
     <w:name w:val="Subtitle Char"/>
     <w:basedOn w:val="11"/>
-    <w:link w:val="34"/>
+    <w:link w:val="35"/>
     <w:uiPriority w:val="11"/>
     <w:rPr>
       <w:rFonts w:asciiTheme="majorHAnsi" w:hAnsiTheme="majorHAnsi" w:eastAsiaTheme="majorEastAsia" w:cstheme="majorBidi"/>
@@ -16964,7 +17583,7 @@
       </w14:textFill>
     </w:rPr>
   </w:style>
-  <w:style w:type="paragraph" w:styleId="143">
+  <w:style w:type="paragraph" w:styleId="144">
     <w:name w:val="List Paragraph"/>
     <w:basedOn w:val="1"/>
     <w:qFormat/>
@@ -16974,19 +17593,19 @@
       <w:contextualSpacing/>
     </w:pPr>
   </w:style>
-  <w:style w:type="character" w:customStyle="1" w:styleId="144">
+  <w:style w:type="character" w:customStyle="1" w:styleId="145">
     <w:name w:val="Body Text Char"/>
     <w:basedOn w:val="11"/>
     <w:link w:val="13"/>
     <w:uiPriority w:val="99"/>
   </w:style>
-  <w:style w:type="character" w:customStyle="1" w:styleId="145">
+  <w:style w:type="character" w:customStyle="1" w:styleId="146">
     <w:name w:val="Body Text 2 Char"/>
     <w:basedOn w:val="11"/>
     <w:link w:val="14"/>
     <w:uiPriority w:val="99"/>
   </w:style>
-  <w:style w:type="character" w:customStyle="1" w:styleId="146">
+  <w:style w:type="character" w:customStyle="1" w:styleId="147">
     <w:name w:val="Body Text 3 Char"/>
     <w:basedOn w:val="11"/>
     <w:link w:val="15"/>
@@ -16996,10 +17615,10 @@
       <w:szCs w:val="16"/>
     </w:rPr>
   </w:style>
-  <w:style w:type="character" w:customStyle="1" w:styleId="147">
+  <w:style w:type="character" w:customStyle="1" w:styleId="148">
     <w:name w:val="Macro Text Char"/>
     <w:basedOn w:val="11"/>
-    <w:link w:val="32"/>
+    <w:link w:val="33"/>
     <w:uiPriority w:val="99"/>
     <w:rPr>
       <w:rFonts w:ascii="Courier" w:hAnsi="Courier"/>
@@ -17007,11 +17626,11 @@
       <w:szCs w:val="20"/>
     </w:rPr>
   </w:style>
-  <w:style w:type="paragraph" w:styleId="148">
+  <w:style w:type="paragraph" w:styleId="149">
     <w:name w:val="Quote"/>
     <w:basedOn w:val="1"/>
     <w:next w:val="1"/>
-    <w:link w:val="149"/>
+    <w:link w:val="150"/>
     <w:qFormat/>
     <w:uiPriority w:val="29"/>
     <w:rPr>
@@ -17025,10 +17644,10 @@
       </w14:textFill>
     </w:rPr>
   </w:style>
-  <w:style w:type="character" w:customStyle="1" w:styleId="149">
+  <w:style w:type="character" w:customStyle="1" w:styleId="150">
     <w:name w:val="Quote Char"/>
     <w:basedOn w:val="11"/>
-    <w:link w:val="148"/>
+    <w:link w:val="149"/>
     <w:uiPriority w:val="29"/>
     <w:rPr>
       <w:i/>
@@ -17041,7 +17660,7 @@
       </w14:textFill>
     </w:rPr>
   </w:style>
-  <w:style w:type="character" w:customStyle="1" w:styleId="150">
+  <w:style w:type="character" w:customStyle="1" w:styleId="151">
     <w:name w:val="Heading 4 Char"/>
     <w:basedOn w:val="11"/>
     <w:link w:val="5"/>
@@ -17061,7 +17680,7 @@
       </w14:textFill>
     </w:rPr>
   </w:style>
-  <w:style w:type="character" w:customStyle="1" w:styleId="151">
+  <w:style w:type="character" w:customStyle="1" w:styleId="152">
     <w:name w:val="Heading 5 Char"/>
     <w:basedOn w:val="11"/>
     <w:link w:val="6"/>
@@ -17072,7 +17691,7 @@
       <w:color w:val="254061" w:themeColor="accent1" w:themeShade="80"/>
     </w:rPr>
   </w:style>
-  <w:style w:type="character" w:customStyle="1" w:styleId="152">
+  <w:style w:type="character" w:customStyle="1" w:styleId="153">
     <w:name w:val="Heading 6 Char"/>
     <w:basedOn w:val="11"/>
     <w:link w:val="7"/>
@@ -17085,7 +17704,7 @@
       <w:color w:val="254061" w:themeColor="accent1" w:themeShade="80"/>
     </w:rPr>
   </w:style>
-  <w:style w:type="character" w:customStyle="1" w:styleId="153">
+  <w:style w:type="character" w:customStyle="1" w:styleId="154">
     <w:name w:val="Heading 7 Char"/>
     <w:basedOn w:val="11"/>
     <w:link w:val="8"/>
@@ -17106,7 +17725,7 @@
       </w14:textFill>
     </w:rPr>
   </w:style>
-  <w:style w:type="character" w:customStyle="1" w:styleId="154">
+  <w:style w:type="character" w:customStyle="1" w:styleId="155">
     <w:name w:val="Heading 8 Char"/>
     <w:basedOn w:val="11"/>
     <w:link w:val="9"/>
@@ -17124,7 +17743,7 @@
       </w14:textFill>
     </w:rPr>
   </w:style>
-  <w:style w:type="character" w:customStyle="1" w:styleId="155">
+  <w:style w:type="character" w:customStyle="1" w:styleId="156">
     <w:name w:val="Heading 9 Char"/>
     <w:basedOn w:val="11"/>
     <w:link w:val="10"/>
@@ -17147,11 +17766,11 @@
       </w14:textFill>
     </w:rPr>
   </w:style>
-  <w:style w:type="paragraph" w:styleId="156">
+  <w:style w:type="paragraph" w:styleId="157">
     <w:name w:val="Intense Quote"/>
     <w:basedOn w:val="1"/>
     <w:next w:val="1"/>
-    <w:link w:val="157"/>
+    <w:link w:val="158"/>
     <w:qFormat/>
     <w:uiPriority w:val="30"/>
     <w:pPr>
@@ -17174,10 +17793,10 @@
       </w14:textFill>
     </w:rPr>
   </w:style>
-  <w:style w:type="character" w:customStyle="1" w:styleId="157">
+  <w:style w:type="character" w:customStyle="1" w:styleId="158">
     <w:name w:val="Intense Quote Char"/>
     <w:basedOn w:val="11"/>
-    <w:link w:val="156"/>
+    <w:link w:val="157"/>
     <w:uiPriority w:val="30"/>
     <w:rPr>
       <w:b/>
@@ -17192,7 +17811,7 @@
       </w14:textFill>
     </w:rPr>
   </w:style>
-  <w:style w:type="character" w:customStyle="1" w:styleId="158">
+  <w:style w:type="character" w:customStyle="1" w:styleId="159">
     <w:name w:val="Subtle Emphasis"/>
     <w:basedOn w:val="11"/>
     <w:qFormat/>
@@ -17211,7 +17830,7 @@
       </w14:textFill>
     </w:rPr>
   </w:style>
-  <w:style w:type="character" w:customStyle="1" w:styleId="159">
+  <w:style w:type="character" w:customStyle="1" w:styleId="160">
     <w:name w:val="Intense Emphasis"/>
     <w:basedOn w:val="11"/>
     <w:qFormat/>
@@ -17229,7 +17848,7 @@
       </w14:textFill>
     </w:rPr>
   </w:style>
-  <w:style w:type="character" w:customStyle="1" w:styleId="160">
+  <w:style w:type="character" w:customStyle="1" w:styleId="161">
     <w:name w:val="Subtle Reference"/>
     <w:basedOn w:val="11"/>
     <w:qFormat/>
@@ -17245,7 +17864,7 @@
       </w14:textFill>
     </w:rPr>
   </w:style>
-  <w:style w:type="character" w:customStyle="1" w:styleId="161">
+  <w:style w:type="character" w:customStyle="1" w:styleId="162">
     <w:name w:val="Intense Reference"/>
     <w:basedOn w:val="11"/>
     <w:qFormat/>
@@ -17264,7 +17883,7 @@
       </w14:textFill>
     </w:rPr>
   </w:style>
-  <w:style w:type="character" w:customStyle="1" w:styleId="162">
+  <w:style w:type="character" w:customStyle="1" w:styleId="163">
     <w:name w:val="Book Title"/>
     <w:basedOn w:val="11"/>
     <w:qFormat/>
@@ -17276,7 +17895,7 @@
       <w:spacing w:val="5"/>
     </w:rPr>
   </w:style>
-  <w:style w:type="paragraph" w:customStyle="1" w:styleId="163">
+  <w:style w:type="paragraph" w:customStyle="1" w:styleId="164">
     <w:name w:val="TOC Heading"/>
     <w:basedOn w:val="2"/>
     <w:next w:val="1"/>

--- a/Scorer Quick Reference Guide.docx
+++ b/Scorer Quick Reference Guide.docx
@@ -990,6 +990,24 @@
         </w:drawing>
       </w:r>
     </w:p>
+    <w:p/>
+    <w:p/>
+    <w:p/>
+    <w:p/>
+    <w:p/>
+    <w:p/>
+    <w:p/>
+    <w:p/>
+    <w:p/>
+    <w:p/>
+    <w:p/>
+    <w:p/>
+    <w:p/>
+    <w:p/>
+    <w:p/>
+    <w:p/>
+    <w:p/>
+    <w:p/>
     <w:p>
       <w:pPr>
         <w:pBdr>
@@ -2686,6 +2704,86 @@
     </w:p>
     <w:p>
       <w:pPr>
+        <w:rPr>
+          <w:rFonts w:hint="default"/>
+          <w:lang w:val="en-US"/>
+        </w:rPr>
+      </w:pPr>
+    </w:p>
+    <w:p>
+      <w:pPr>
+        <w:rPr>
+          <w:rFonts w:hint="default"/>
+          <w:lang w:val="en-US"/>
+        </w:rPr>
+      </w:pPr>
+    </w:p>
+    <w:p>
+      <w:pPr>
+        <w:rPr>
+          <w:rFonts w:hint="default"/>
+          <w:lang w:val="en-US"/>
+        </w:rPr>
+      </w:pPr>
+    </w:p>
+    <w:p>
+      <w:pPr>
+        <w:rPr>
+          <w:rFonts w:hint="default"/>
+          <w:lang w:val="en-US"/>
+        </w:rPr>
+      </w:pPr>
+    </w:p>
+    <w:p>
+      <w:pPr>
+        <w:rPr>
+          <w:rFonts w:hint="default"/>
+          <w:lang w:val="en-US"/>
+        </w:rPr>
+      </w:pPr>
+    </w:p>
+    <w:p>
+      <w:pPr>
+        <w:rPr>
+          <w:rFonts w:hint="default"/>
+          <w:lang w:val="en-US"/>
+        </w:rPr>
+      </w:pPr>
+    </w:p>
+    <w:p>
+      <w:pPr>
+        <w:rPr>
+          <w:rFonts w:hint="default"/>
+          <w:lang w:val="en-US"/>
+        </w:rPr>
+      </w:pPr>
+    </w:p>
+    <w:p>
+      <w:pPr>
+        <w:rPr>
+          <w:rFonts w:hint="default"/>
+          <w:lang w:val="en-US"/>
+        </w:rPr>
+      </w:pPr>
+    </w:p>
+    <w:p>
+      <w:pPr>
+        <w:rPr>
+          <w:rFonts w:hint="default"/>
+          <w:lang w:val="en-US"/>
+        </w:rPr>
+      </w:pPr>
+    </w:p>
+    <w:p>
+      <w:pPr>
+        <w:rPr>
+          <w:rFonts w:hint="default"/>
+          <w:lang w:val="en-US"/>
+        </w:rPr>
+      </w:pPr>
+    </w:p>
+    <w:p>
+      <w:pPr>
         <w:pBdr>
           <w:bottom w:val="single" w:color="D4A017" w:sz="6" w:space="4"/>
         </w:pBdr>
@@ -3212,6 +3310,15 @@
         </w:drawing>
       </w:r>
     </w:p>
+    <w:p/>
+    <w:p/>
+    <w:p/>
+    <w:p/>
+    <w:p/>
+    <w:p/>
+    <w:p/>
+    <w:p/>
+    <w:p/>
     <w:p/>
     <w:p>
       <w:pPr>
@@ -4353,6 +4460,148 @@
           </wp:inline>
         </w:drawing>
       </w:r>
+    </w:p>
+    <w:p>
+      <w:pPr>
+        <w:pStyle w:val="24"/>
+        <w:numPr>
+          <w:numId w:val="0"/>
+        </w:numPr>
+        <w:spacing w:after="40" w:line="276" w:lineRule="auto"/>
+        <w:contextualSpacing/>
+      </w:pPr>
+    </w:p>
+    <w:p>
+      <w:pPr>
+        <w:pStyle w:val="24"/>
+        <w:numPr>
+          <w:numId w:val="0"/>
+        </w:numPr>
+        <w:spacing w:after="40" w:line="276" w:lineRule="auto"/>
+        <w:contextualSpacing/>
+      </w:pPr>
+    </w:p>
+    <w:p>
+      <w:pPr>
+        <w:pStyle w:val="24"/>
+        <w:numPr>
+          <w:numId w:val="0"/>
+        </w:numPr>
+        <w:spacing w:after="40" w:line="276" w:lineRule="auto"/>
+        <w:contextualSpacing/>
+      </w:pPr>
+    </w:p>
+    <w:p>
+      <w:pPr>
+        <w:pStyle w:val="24"/>
+        <w:numPr>
+          <w:numId w:val="0"/>
+        </w:numPr>
+        <w:spacing w:after="40" w:line="276" w:lineRule="auto"/>
+        <w:contextualSpacing/>
+      </w:pPr>
+    </w:p>
+    <w:p>
+      <w:pPr>
+        <w:pStyle w:val="24"/>
+        <w:numPr>
+          <w:numId w:val="0"/>
+        </w:numPr>
+        <w:spacing w:after="40" w:line="276" w:lineRule="auto"/>
+        <w:contextualSpacing/>
+      </w:pPr>
+    </w:p>
+    <w:p>
+      <w:pPr>
+        <w:pStyle w:val="24"/>
+        <w:numPr>
+          <w:numId w:val="0"/>
+        </w:numPr>
+        <w:spacing w:after="40" w:line="276" w:lineRule="auto"/>
+        <w:contextualSpacing/>
+      </w:pPr>
+    </w:p>
+    <w:p>
+      <w:pPr>
+        <w:pStyle w:val="24"/>
+        <w:numPr>
+          <w:numId w:val="0"/>
+        </w:numPr>
+        <w:spacing w:after="40" w:line="276" w:lineRule="auto"/>
+        <w:contextualSpacing/>
+      </w:pPr>
+    </w:p>
+    <w:p>
+      <w:pPr>
+        <w:pStyle w:val="24"/>
+        <w:numPr>
+          <w:numId w:val="0"/>
+        </w:numPr>
+        <w:spacing w:after="40" w:line="276" w:lineRule="auto"/>
+        <w:contextualSpacing/>
+      </w:pPr>
+    </w:p>
+    <w:p>
+      <w:pPr>
+        <w:pStyle w:val="24"/>
+        <w:numPr>
+          <w:numId w:val="0"/>
+        </w:numPr>
+        <w:spacing w:after="40" w:line="276" w:lineRule="auto"/>
+        <w:contextualSpacing/>
+      </w:pPr>
+    </w:p>
+    <w:p>
+      <w:pPr>
+        <w:pStyle w:val="24"/>
+        <w:numPr>
+          <w:numId w:val="0"/>
+        </w:numPr>
+        <w:spacing w:after="40" w:line="276" w:lineRule="auto"/>
+        <w:contextualSpacing/>
+      </w:pPr>
+    </w:p>
+    <w:p>
+      <w:pPr>
+        <w:pStyle w:val="24"/>
+        <w:numPr>
+          <w:numId w:val="0"/>
+        </w:numPr>
+        <w:spacing w:after="40" w:line="276" w:lineRule="auto"/>
+        <w:contextualSpacing/>
+      </w:pPr>
+    </w:p>
+    <w:p>
+      <w:pPr>
+        <w:pStyle w:val="24"/>
+        <w:numPr>
+          <w:numId w:val="0"/>
+        </w:numPr>
+        <w:spacing w:after="40" w:line="276" w:lineRule="auto"/>
+        <w:contextualSpacing/>
+      </w:pPr>
+    </w:p>
+    <w:p>
+      <w:pPr>
+        <w:pStyle w:val="24"/>
+        <w:numPr>
+          <w:numId w:val="0"/>
+        </w:numPr>
+        <w:spacing w:after="40" w:line="276" w:lineRule="auto"/>
+        <w:contextualSpacing/>
+      </w:pPr>
+    </w:p>
+    <w:p>
+      <w:pPr>
+        <w:pStyle w:val="24"/>
+        <w:numPr>
+          <w:numId w:val="0"/>
+        </w:numPr>
+        <w:spacing w:after="40" w:line="276" w:lineRule="auto"/>
+        <w:contextualSpacing/>
+      </w:pPr>
+      <w:bookmarkStart w:id="0" w:name="_GoBack"/>
+      <w:bookmarkEnd w:id="0"/>
     </w:p>
     <w:p>
       <w:pPr>
@@ -4968,8 +5217,6 @@
         </w:rPr>
         <w:t>For technical issues, contact the system administrator.</w:t>
       </w:r>
-      <w:bookmarkStart w:id="0" w:name="_GoBack"/>
-      <w:bookmarkEnd w:id="0"/>
     </w:p>
     <w:sectPr>
       <w:pgSz w:w="12240" w:h="15840"/>
